--- a/CDAC Daily Work Diary.docx
+++ b/CDAC Daily Work Diary.docx
@@ -3,34 +3,699 @@
 <w:document xmlns:wpc="http://schemas.microsoft.com/office/word/2010/wordprocessingCanvas" xmlns:cx="http://schemas.microsoft.com/office/drawing/2014/chartex" xmlns:cx1="http://schemas.microsoft.com/office/drawing/2015/9/8/chartex" xmlns:cx2="http://schemas.microsoft.com/office/drawing/2015/10/21/chartex" xmlns:cx3="http://schemas.microsoft.com/office/drawing/2016/5/9/chartex" xmlns:cx4="http://schemas.microsoft.com/office/drawing/2016/5/10/chartex" xmlns:cx5="http://schemas.microsoft.com/office/drawing/2016/5/11/chartex" xmlns:cx6="http://schemas.microsoft.com/office/drawing/2016/5/12/chartex" xmlns:cx7="http://schemas.microsoft.com/office/drawing/2016/5/13/chartex" xmlns:cx8="http://schemas.microsoft.com/office/drawing/2016/5/14/chartex" xmlns:mc="http://schemas.openxmlformats.org/markup-compatibility/2006" xmlns:aink="http://schemas.microsoft.com/office/drawing/2016/ink" xmlns:am3d="http://schemas.microsoft.com/office/drawing/2017/model3d" xmlns:o="urn:schemas-microsoft-com:office:office" xmlns:oel="http://schemas.microsoft.com/office/2019/extlst" xmlns:r="http://schemas.openxmlformats.org/officeDocument/2006/relationships" xmlns:m="http://schemas.openxmlformats.org/officeDocument/2006/math" xmlns:v="urn:schemas-microsoft-com:vml" xmlns:wp14="http://schemas.microsoft.com/office/word/2010/wordprocessingDrawing" xmlns:wp="http://schemas.openxmlformats.org/drawingml/2006/wordprocessingDrawing" xmlns:w10="urn:schemas-microsoft-com:office:word" xmlns:w="http://schemas.openxmlformats.org/wordprocessingml/2006/main" xmlns:w14="http://schemas.microsoft.com/office/word/2010/wordml" xmlns:w15="http://schemas.microsoft.com/office/word/2012/wordml" xmlns:w16cex="http://schemas.microsoft.com/office/word/2018/wordml/cex" xmlns:w16cid="http://schemas.microsoft.com/office/word/2016/wordml/cid" xmlns:w16="http://schemas.microsoft.com/office/word/2018/wordml" xmlns:w16du="http://schemas.microsoft.com/office/word/2023/wordml/word16du" xmlns:w16sdtdh="http://schemas.microsoft.com/office/word/2020/wordml/sdtdatahash" xmlns:w16sdtfl="http://schemas.microsoft.com/office/word/2024/wordml/sdtformatlock" xmlns:w16se="http://schemas.microsoft.com/office/word/2015/wordml/symex" xmlns:wpg="http://schemas.microsoft.com/office/word/2010/wordprocessingGroup" xmlns:wpi="http://schemas.microsoft.com/office/word/2010/wordprocessingInk" xmlns:wne="http://schemas.microsoft.com/office/word/2006/wordml" xmlns:wps="http://schemas.microsoft.com/office/word/2010/wordprocessingShape" mc:Ignorable="w14 w15 w16se w16cid w16 w16cex w16sdtdh w16sdtfl w16du wp14">
   <w:background w:color="FFFFFF"/>
   <w:body>
-    <w:p/>
     <w:tbl>
       <w:tblPr>
-        <w:tblStyle w:val="a"/>
-        <w:tblW w:w="10155" w:type="dxa"/>
-        <w:tblInd w:w="0" w:type="dxa"/>
-        <w:tblBorders>
-          <w:top w:val="single" w:sz="8" w:space="0" w:color="000000"/>
-          <w:left w:val="single" w:sz="8" w:space="0" w:color="000000"/>
-          <w:bottom w:val="single" w:sz="8" w:space="0" w:color="000000"/>
-          <w:right w:val="single" w:sz="8" w:space="0" w:color="000000"/>
-          <w:insideH w:val="single" w:sz="8" w:space="0" w:color="000000"/>
-          <w:insideV w:val="single" w:sz="8" w:space="0" w:color="000000"/>
-        </w:tblBorders>
-        <w:tblLayout w:type="fixed"/>
-        <w:tblLook w:val="0600" w:firstRow="0" w:lastRow="0" w:firstColumn="0" w:lastColumn="0" w:noHBand="1" w:noVBand="1"/>
+        <w:tblW w:w="10534" w:type="dxa"/>
+        <w:jc w:val="center"/>
+        <w:tblCellMar>
+          <w:top w:w="15" w:type="dxa"/>
+          <w:left w:w="15" w:type="dxa"/>
+          <w:bottom w:w="15" w:type="dxa"/>
+          <w:right w:w="15" w:type="dxa"/>
+        </w:tblCellMar>
+        <w:tblLook w:val="04A0" w:firstRow="1" w:lastRow="0" w:firstColumn="1" w:lastColumn="0" w:noHBand="0" w:noVBand="1"/>
       </w:tblPr>
       <w:tblGrid>
-        <w:gridCol w:w="2490"/>
-        <w:gridCol w:w="7665"/>
+        <w:gridCol w:w="4111"/>
+        <w:gridCol w:w="6423"/>
+      </w:tblGrid>
+      <w:tr>
+        <w:trPr>
+          <w:trHeight w:val="726"/>
+          <w:jc w:val="center"/>
+        </w:trPr>
+        <w:tc>
+          <w:tcPr>
+            <w:tcW w:w="0" w:type="auto"/>
+            <w:gridSpan w:val="2"/>
+            <w:tcBorders>
+              <w:top w:val="single" w:sz="8" w:space="0" w:color="000000"/>
+              <w:left w:val="single" w:sz="8" w:space="0" w:color="000000"/>
+              <w:bottom w:val="single" w:sz="8" w:space="0" w:color="000000"/>
+              <w:right w:val="single" w:sz="8" w:space="0" w:color="000000"/>
+            </w:tcBorders>
+            <w:tcMar>
+              <w:top w:w="100" w:type="dxa"/>
+              <w:left w:w="100" w:type="dxa"/>
+              <w:bottom w:w="100" w:type="dxa"/>
+              <w:right w:w="100" w:type="dxa"/>
+            </w:tcMar>
+            <w:hideMark/>
+          </w:tcPr>
+          <w:p>
+            <w:pPr>
+              <w:rPr>
+                <w:sz w:val="28"/>
+                <w:szCs w:val="28"/>
+                <w:lang w:val="en-IN"/>
+              </w:rPr>
+            </w:pPr>
+            <w:r>
+              <w:rPr>
+                <w:sz w:val="28"/>
+                <w:szCs w:val="28"/>
+                <w:lang w:val="en-IN"/>
+              </w:rPr>
+              <w:t>10th March 2026</w:t>
+            </w:r>
+          </w:p>
+          <w:p>
+            <w:pPr>
+              <w:rPr>
+                <w:sz w:val="28"/>
+                <w:szCs w:val="28"/>
+                <w:lang w:val="en-IN"/>
+              </w:rPr>
+            </w:pPr>
+            <w:r>
+              <w:rPr>
+                <w:sz w:val="28"/>
+                <w:szCs w:val="28"/>
+                <w:lang w:val="en-IN"/>
+              </w:rPr>
+              <w:t>Tuesday</w:t>
+            </w:r>
+          </w:p>
+        </w:tc>
+      </w:tr>
+      <w:tr>
+        <w:trPr>
+          <w:trHeight w:val="726"/>
+          <w:jc w:val="center"/>
+        </w:trPr>
+        <w:tc>
+          <w:tcPr>
+            <w:tcW w:w="0" w:type="auto"/>
+            <w:tcBorders>
+              <w:top w:val="single" w:sz="8" w:space="0" w:color="000000"/>
+              <w:left w:val="single" w:sz="8" w:space="0" w:color="000000"/>
+              <w:bottom w:val="single" w:sz="8" w:space="0" w:color="000000"/>
+              <w:right w:val="single" w:sz="8" w:space="0" w:color="000000"/>
+            </w:tcBorders>
+            <w:tcMar>
+              <w:top w:w="100" w:type="dxa"/>
+              <w:left w:w="100" w:type="dxa"/>
+              <w:bottom w:w="100" w:type="dxa"/>
+              <w:right w:w="100" w:type="dxa"/>
+            </w:tcMar>
+            <w:hideMark/>
+          </w:tcPr>
+          <w:p>
+            <w:pPr>
+              <w:rPr>
+                <w:sz w:val="28"/>
+                <w:szCs w:val="28"/>
+                <w:lang w:val="en-IN"/>
+              </w:rPr>
+            </w:pPr>
+            <w:r>
+              <w:rPr>
+                <w:b/>
+                <w:bCs/>
+                <w:sz w:val="28"/>
+                <w:szCs w:val="28"/>
+                <w:lang w:val="en-IN"/>
+              </w:rPr>
+              <w:t>Time</w:t>
+            </w:r>
+          </w:p>
+        </w:tc>
+        <w:tc>
+          <w:tcPr>
+            <w:tcW w:w="0" w:type="auto"/>
+            <w:tcBorders>
+              <w:top w:val="single" w:sz="8" w:space="0" w:color="000000"/>
+              <w:left w:val="single" w:sz="8" w:space="0" w:color="000000"/>
+              <w:bottom w:val="single" w:sz="8" w:space="0" w:color="000000"/>
+              <w:right w:val="single" w:sz="8" w:space="0" w:color="000000"/>
+            </w:tcBorders>
+            <w:tcMar>
+              <w:top w:w="100" w:type="dxa"/>
+              <w:left w:w="100" w:type="dxa"/>
+              <w:bottom w:w="100" w:type="dxa"/>
+              <w:right w:w="100" w:type="dxa"/>
+            </w:tcMar>
+            <w:hideMark/>
+          </w:tcPr>
+          <w:p>
+            <w:pPr>
+              <w:rPr>
+                <w:sz w:val="28"/>
+                <w:szCs w:val="28"/>
+                <w:lang w:val="en-IN"/>
+              </w:rPr>
+            </w:pPr>
+            <w:r>
+              <w:rPr>
+                <w:b/>
+                <w:bCs/>
+                <w:sz w:val="28"/>
+                <w:szCs w:val="28"/>
+                <w:lang w:val="en-IN"/>
+              </w:rPr>
+              <w:t>Info</w:t>
+            </w:r>
+          </w:p>
+        </w:tc>
+      </w:tr>
+      <w:tr>
+        <w:trPr>
+          <w:trHeight w:val="726"/>
+          <w:jc w:val="center"/>
+        </w:trPr>
+        <w:tc>
+          <w:tcPr>
+            <w:tcW w:w="0" w:type="auto"/>
+            <w:tcBorders>
+              <w:top w:val="single" w:sz="8" w:space="0" w:color="000000"/>
+              <w:left w:val="single" w:sz="8" w:space="0" w:color="000000"/>
+              <w:bottom w:val="single" w:sz="8" w:space="0" w:color="000000"/>
+              <w:right w:val="single" w:sz="8" w:space="0" w:color="000000"/>
+            </w:tcBorders>
+            <w:tcMar>
+              <w:top w:w="100" w:type="dxa"/>
+              <w:left w:w="100" w:type="dxa"/>
+              <w:bottom w:w="100" w:type="dxa"/>
+              <w:right w:w="100" w:type="dxa"/>
+            </w:tcMar>
+            <w:vAlign w:val="center"/>
+            <w:hideMark/>
+          </w:tcPr>
+          <w:p>
+            <w:pPr>
+              <w:rPr>
+                <w:sz w:val="28"/>
+                <w:szCs w:val="28"/>
+                <w:lang w:val="en-IN"/>
+              </w:rPr>
+            </w:pPr>
+            <w:r>
+              <w:rPr>
+                <w:sz w:val="28"/>
+                <w:szCs w:val="28"/>
+                <w:lang w:val="en-IN"/>
+              </w:rPr>
+              <w:t>9:00 AM</w:t>
+            </w:r>
+          </w:p>
+        </w:tc>
+        <w:tc>
+          <w:tcPr>
+            <w:tcW w:w="0" w:type="auto"/>
+            <w:tcBorders>
+              <w:top w:val="single" w:sz="8" w:space="0" w:color="000000"/>
+              <w:left w:val="single" w:sz="8" w:space="0" w:color="000000"/>
+              <w:bottom w:val="single" w:sz="8" w:space="0" w:color="000000"/>
+              <w:right w:val="single" w:sz="8" w:space="0" w:color="000000"/>
+            </w:tcBorders>
+            <w:tcMar>
+              <w:top w:w="100" w:type="dxa"/>
+              <w:left w:w="100" w:type="dxa"/>
+              <w:bottom w:w="100" w:type="dxa"/>
+              <w:right w:w="100" w:type="dxa"/>
+            </w:tcMar>
+            <w:vAlign w:val="center"/>
+            <w:hideMark/>
+          </w:tcPr>
+          <w:p>
+            <w:pPr>
+              <w:rPr>
+                <w:sz w:val="28"/>
+                <w:szCs w:val="28"/>
+                <w:lang w:val="en-IN"/>
+              </w:rPr>
+            </w:pPr>
+            <w:r>
+              <w:rPr>
+                <w:sz w:val="28"/>
+                <w:szCs w:val="28"/>
+                <w:lang w:val="en-IN"/>
+              </w:rPr>
+              <w:t>Entry</w:t>
+            </w:r>
+          </w:p>
+        </w:tc>
+      </w:tr>
+      <w:tr>
+        <w:trPr>
+          <w:trHeight w:val="726"/>
+          <w:jc w:val="center"/>
+        </w:trPr>
+        <w:tc>
+          <w:tcPr>
+            <w:tcW w:w="0" w:type="auto"/>
+            <w:tcBorders>
+              <w:top w:val="single" w:sz="8" w:space="0" w:color="000000"/>
+              <w:left w:val="single" w:sz="8" w:space="0" w:color="000000"/>
+              <w:bottom w:val="single" w:sz="8" w:space="0" w:color="000000"/>
+              <w:right w:val="single" w:sz="8" w:space="0" w:color="000000"/>
+            </w:tcBorders>
+            <w:tcMar>
+              <w:top w:w="100" w:type="dxa"/>
+              <w:left w:w="100" w:type="dxa"/>
+              <w:bottom w:w="100" w:type="dxa"/>
+              <w:right w:w="100" w:type="dxa"/>
+            </w:tcMar>
+            <w:vAlign w:val="center"/>
+            <w:hideMark/>
+          </w:tcPr>
+          <w:p>
+            <w:pPr>
+              <w:rPr>
+                <w:sz w:val="28"/>
+                <w:szCs w:val="28"/>
+                <w:lang w:val="en-IN"/>
+              </w:rPr>
+            </w:pPr>
+            <w:r>
+              <w:rPr>
+                <w:sz w:val="28"/>
+                <w:szCs w:val="28"/>
+                <w:lang w:val="en-IN"/>
+              </w:rPr>
+              <w:t>10:00 AM to 11:00 AM</w:t>
+            </w:r>
+          </w:p>
+        </w:tc>
+        <w:tc>
+          <w:tcPr>
+            <w:tcW w:w="0" w:type="auto"/>
+            <w:tcBorders>
+              <w:top w:val="single" w:sz="8" w:space="0" w:color="000000"/>
+              <w:left w:val="single" w:sz="8" w:space="0" w:color="000000"/>
+              <w:bottom w:val="single" w:sz="8" w:space="0" w:color="000000"/>
+              <w:right w:val="single" w:sz="8" w:space="0" w:color="000000"/>
+            </w:tcBorders>
+            <w:tcMar>
+              <w:top w:w="100" w:type="dxa"/>
+              <w:left w:w="100" w:type="dxa"/>
+              <w:bottom w:w="100" w:type="dxa"/>
+              <w:right w:w="100" w:type="dxa"/>
+            </w:tcMar>
+            <w:vAlign w:val="center"/>
+            <w:hideMark/>
+          </w:tcPr>
+          <w:p>
+            <w:pPr>
+              <w:rPr>
+                <w:sz w:val="28"/>
+                <w:szCs w:val="28"/>
+                <w:lang w:val="en-IN"/>
+              </w:rPr>
+            </w:pPr>
+            <w:r>
+              <w:rPr>
+                <w:sz w:val="28"/>
+                <w:szCs w:val="28"/>
+                <w:lang w:val="en-IN"/>
+              </w:rPr>
+              <w:t>Induction Programme</w:t>
+            </w:r>
+          </w:p>
+        </w:tc>
+      </w:tr>
+      <w:tr>
+        <w:trPr>
+          <w:trHeight w:val="726"/>
+          <w:jc w:val="center"/>
+        </w:trPr>
+        <w:tc>
+          <w:tcPr>
+            <w:tcW w:w="0" w:type="auto"/>
+            <w:tcBorders>
+              <w:top w:val="single" w:sz="8" w:space="0" w:color="000000"/>
+              <w:left w:val="single" w:sz="8" w:space="0" w:color="000000"/>
+              <w:bottom w:val="single" w:sz="8" w:space="0" w:color="000000"/>
+              <w:right w:val="single" w:sz="8" w:space="0" w:color="000000"/>
+            </w:tcBorders>
+            <w:tcMar>
+              <w:top w:w="100" w:type="dxa"/>
+              <w:left w:w="100" w:type="dxa"/>
+              <w:bottom w:w="100" w:type="dxa"/>
+              <w:right w:w="100" w:type="dxa"/>
+            </w:tcMar>
+            <w:vAlign w:val="center"/>
+            <w:hideMark/>
+          </w:tcPr>
+          <w:p>
+            <w:pPr>
+              <w:rPr>
+                <w:sz w:val="28"/>
+                <w:szCs w:val="28"/>
+                <w:lang w:val="en-IN"/>
+              </w:rPr>
+            </w:pPr>
+            <w:r>
+              <w:rPr>
+                <w:sz w:val="28"/>
+                <w:szCs w:val="28"/>
+                <w:lang w:val="en-IN"/>
+              </w:rPr>
+              <w:t>11:00 AM to 1:30 PM</w:t>
+            </w:r>
+          </w:p>
+        </w:tc>
+        <w:tc>
+          <w:tcPr>
+            <w:tcW w:w="0" w:type="auto"/>
+            <w:tcBorders>
+              <w:top w:val="single" w:sz="8" w:space="0" w:color="000000"/>
+              <w:left w:val="single" w:sz="8" w:space="0" w:color="000000"/>
+              <w:bottom w:val="single" w:sz="8" w:space="0" w:color="000000"/>
+              <w:right w:val="single" w:sz="8" w:space="0" w:color="000000"/>
+            </w:tcBorders>
+            <w:tcMar>
+              <w:top w:w="100" w:type="dxa"/>
+              <w:left w:w="100" w:type="dxa"/>
+              <w:bottom w:w="100" w:type="dxa"/>
+              <w:right w:w="100" w:type="dxa"/>
+            </w:tcMar>
+            <w:vAlign w:val="center"/>
+            <w:hideMark/>
+          </w:tcPr>
+          <w:p>
+            <w:pPr>
+              <w:rPr>
+                <w:sz w:val="28"/>
+                <w:szCs w:val="28"/>
+                <w:lang w:val="en-IN"/>
+              </w:rPr>
+            </w:pPr>
+            <w:r>
+              <w:rPr>
+                <w:sz w:val="28"/>
+                <w:szCs w:val="28"/>
+                <w:lang w:val="en-IN"/>
+              </w:rPr>
+              <w:t xml:space="preserve">Introduction Things for New </w:t>
+            </w:r>
+            <w:proofErr w:type="spellStart"/>
+            <w:r>
+              <w:rPr>
+                <w:sz w:val="28"/>
+                <w:szCs w:val="28"/>
+                <w:lang w:val="en-IN"/>
+              </w:rPr>
+              <w:t>Joinees</w:t>
+            </w:r>
+            <w:proofErr w:type="spellEnd"/>
+          </w:p>
+        </w:tc>
+      </w:tr>
+      <w:tr>
+        <w:trPr>
+          <w:trHeight w:val="726"/>
+          <w:jc w:val="center"/>
+        </w:trPr>
+        <w:tc>
+          <w:tcPr>
+            <w:tcW w:w="0" w:type="auto"/>
+            <w:tcBorders>
+              <w:top w:val="single" w:sz="8" w:space="0" w:color="000000"/>
+              <w:left w:val="single" w:sz="8" w:space="0" w:color="000000"/>
+              <w:bottom w:val="single" w:sz="8" w:space="0" w:color="000000"/>
+              <w:right w:val="single" w:sz="8" w:space="0" w:color="000000"/>
+            </w:tcBorders>
+            <w:tcMar>
+              <w:top w:w="100" w:type="dxa"/>
+              <w:left w:w="100" w:type="dxa"/>
+              <w:bottom w:w="100" w:type="dxa"/>
+              <w:right w:w="100" w:type="dxa"/>
+            </w:tcMar>
+            <w:vAlign w:val="center"/>
+            <w:hideMark/>
+          </w:tcPr>
+          <w:p>
+            <w:pPr>
+              <w:rPr>
+                <w:sz w:val="28"/>
+                <w:szCs w:val="28"/>
+                <w:lang w:val="en-IN"/>
+              </w:rPr>
+            </w:pPr>
+            <w:r>
+              <w:rPr>
+                <w:sz w:val="28"/>
+                <w:szCs w:val="28"/>
+                <w:lang w:val="en-IN"/>
+              </w:rPr>
+              <w:t>1:30 PM to 2:10 PM</w:t>
+            </w:r>
+          </w:p>
+        </w:tc>
+        <w:tc>
+          <w:tcPr>
+            <w:tcW w:w="0" w:type="auto"/>
+            <w:tcBorders>
+              <w:top w:val="single" w:sz="8" w:space="0" w:color="000000"/>
+              <w:left w:val="single" w:sz="8" w:space="0" w:color="000000"/>
+              <w:bottom w:val="single" w:sz="8" w:space="0" w:color="000000"/>
+              <w:right w:val="single" w:sz="8" w:space="0" w:color="000000"/>
+            </w:tcBorders>
+            <w:tcMar>
+              <w:top w:w="100" w:type="dxa"/>
+              <w:left w:w="100" w:type="dxa"/>
+              <w:bottom w:w="100" w:type="dxa"/>
+              <w:right w:w="100" w:type="dxa"/>
+            </w:tcMar>
+            <w:vAlign w:val="center"/>
+            <w:hideMark/>
+          </w:tcPr>
+          <w:p>
+            <w:pPr>
+              <w:rPr>
+                <w:sz w:val="28"/>
+                <w:szCs w:val="28"/>
+                <w:lang w:val="en-IN"/>
+              </w:rPr>
+            </w:pPr>
+            <w:r>
+              <w:rPr>
+                <w:sz w:val="28"/>
+                <w:szCs w:val="28"/>
+                <w:lang w:val="en-IN"/>
+              </w:rPr>
+              <w:t>Lunch</w:t>
+            </w:r>
+          </w:p>
+        </w:tc>
+      </w:tr>
+      <w:tr>
+        <w:trPr>
+          <w:trHeight w:val="726"/>
+          <w:jc w:val="center"/>
+        </w:trPr>
+        <w:tc>
+          <w:tcPr>
+            <w:tcW w:w="0" w:type="auto"/>
+            <w:tcBorders>
+              <w:top w:val="single" w:sz="8" w:space="0" w:color="000000"/>
+              <w:left w:val="single" w:sz="8" w:space="0" w:color="000000"/>
+              <w:bottom w:val="single" w:sz="8" w:space="0" w:color="000000"/>
+              <w:right w:val="single" w:sz="8" w:space="0" w:color="000000"/>
+            </w:tcBorders>
+            <w:tcMar>
+              <w:top w:w="100" w:type="dxa"/>
+              <w:left w:w="100" w:type="dxa"/>
+              <w:bottom w:w="100" w:type="dxa"/>
+              <w:right w:w="100" w:type="dxa"/>
+            </w:tcMar>
+            <w:vAlign w:val="center"/>
+            <w:hideMark/>
+          </w:tcPr>
+          <w:p>
+            <w:pPr>
+              <w:rPr>
+                <w:sz w:val="28"/>
+                <w:szCs w:val="28"/>
+                <w:lang w:val="en-IN"/>
+              </w:rPr>
+            </w:pPr>
+            <w:r>
+              <w:rPr>
+                <w:sz w:val="28"/>
+                <w:szCs w:val="28"/>
+                <w:lang w:val="en-IN"/>
+              </w:rPr>
+              <w:t>2:10 PM to 5:20 PM</w:t>
+            </w:r>
+          </w:p>
+        </w:tc>
+        <w:tc>
+          <w:tcPr>
+            <w:tcW w:w="0" w:type="auto"/>
+            <w:tcBorders>
+              <w:top w:val="single" w:sz="8" w:space="0" w:color="000000"/>
+              <w:left w:val="single" w:sz="8" w:space="0" w:color="000000"/>
+              <w:bottom w:val="single" w:sz="8" w:space="0" w:color="000000"/>
+              <w:right w:val="single" w:sz="8" w:space="0" w:color="000000"/>
+            </w:tcBorders>
+            <w:tcMar>
+              <w:top w:w="100" w:type="dxa"/>
+              <w:left w:w="100" w:type="dxa"/>
+              <w:bottom w:w="100" w:type="dxa"/>
+              <w:right w:w="100" w:type="dxa"/>
+            </w:tcMar>
+            <w:vAlign w:val="center"/>
+            <w:hideMark/>
+          </w:tcPr>
+          <w:p>
+            <w:pPr>
+              <w:rPr>
+                <w:sz w:val="28"/>
+                <w:szCs w:val="28"/>
+                <w:lang w:val="en-IN"/>
+              </w:rPr>
+            </w:pPr>
+            <w:r>
+              <w:rPr>
+                <w:sz w:val="28"/>
+                <w:szCs w:val="28"/>
+                <w:lang w:val="en-IN"/>
+              </w:rPr>
+              <w:t>Communication Training</w:t>
+            </w:r>
+          </w:p>
+        </w:tc>
+      </w:tr>
+      <w:tr>
+        <w:trPr>
+          <w:trHeight w:val="726"/>
+          <w:jc w:val="center"/>
+        </w:trPr>
+        <w:tc>
+          <w:tcPr>
+            <w:tcW w:w="0" w:type="auto"/>
+            <w:tcBorders>
+              <w:top w:val="single" w:sz="8" w:space="0" w:color="000000"/>
+              <w:left w:val="single" w:sz="8" w:space="0" w:color="000000"/>
+              <w:bottom w:val="single" w:sz="8" w:space="0" w:color="000000"/>
+              <w:right w:val="single" w:sz="8" w:space="0" w:color="000000"/>
+            </w:tcBorders>
+            <w:tcMar>
+              <w:top w:w="100" w:type="dxa"/>
+              <w:left w:w="100" w:type="dxa"/>
+              <w:bottom w:w="100" w:type="dxa"/>
+              <w:right w:w="100" w:type="dxa"/>
+            </w:tcMar>
+            <w:vAlign w:val="center"/>
+            <w:hideMark/>
+          </w:tcPr>
+          <w:p>
+            <w:pPr>
+              <w:rPr>
+                <w:sz w:val="28"/>
+                <w:szCs w:val="28"/>
+                <w:lang w:val="en-IN"/>
+              </w:rPr>
+            </w:pPr>
+            <w:r>
+              <w:rPr>
+                <w:sz w:val="28"/>
+                <w:szCs w:val="28"/>
+                <w:lang w:val="en-IN"/>
+              </w:rPr>
+              <w:t>5:40 PM</w:t>
+            </w:r>
+          </w:p>
+        </w:tc>
+        <w:tc>
+          <w:tcPr>
+            <w:tcW w:w="0" w:type="auto"/>
+            <w:tcBorders>
+              <w:top w:val="single" w:sz="8" w:space="0" w:color="000000"/>
+              <w:left w:val="single" w:sz="8" w:space="0" w:color="000000"/>
+              <w:bottom w:val="single" w:sz="8" w:space="0" w:color="000000"/>
+              <w:right w:val="single" w:sz="8" w:space="0" w:color="000000"/>
+            </w:tcBorders>
+            <w:tcMar>
+              <w:top w:w="100" w:type="dxa"/>
+              <w:left w:w="100" w:type="dxa"/>
+              <w:bottom w:w="100" w:type="dxa"/>
+              <w:right w:w="100" w:type="dxa"/>
+            </w:tcMar>
+            <w:vAlign w:val="center"/>
+            <w:hideMark/>
+          </w:tcPr>
+          <w:p>
+            <w:pPr>
+              <w:rPr>
+                <w:sz w:val="28"/>
+                <w:szCs w:val="28"/>
+                <w:lang w:val="en-IN"/>
+              </w:rPr>
+            </w:pPr>
+            <w:r>
+              <w:rPr>
+                <w:sz w:val="28"/>
+                <w:szCs w:val="28"/>
+                <w:lang w:val="en-IN"/>
+              </w:rPr>
+              <w:t>Out</w:t>
+            </w:r>
+          </w:p>
+        </w:tc>
+      </w:tr>
+    </w:tbl>
+    <w:p>
+      <w:pPr>
+        <w:rPr>
+          <w:sz w:val="28"/>
+          <w:szCs w:val="28"/>
+          <w:lang w:val="en-IN"/>
+        </w:rPr>
+      </w:pPr>
+    </w:p>
+    <w:p>
+      <w:pPr>
+        <w:rPr>
+          <w:sz w:val="28"/>
+          <w:szCs w:val="28"/>
+          <w:lang w:val="en-IN"/>
+        </w:rPr>
+      </w:pPr>
+      <w:r>
+        <w:rPr>
+          <w:sz w:val="28"/>
+          <w:szCs w:val="28"/>
+          <w:lang w:val="en-IN"/>
+        </w:rPr>
+        <w:br w:type="page"/>
+      </w:r>
+    </w:p>
+    <w:p>
+      <w:pPr>
+        <w:rPr>
+          <w:sz w:val="28"/>
+          <w:szCs w:val="28"/>
+          <w:lang w:val="en-IN"/>
+        </w:rPr>
+      </w:pPr>
+    </w:p>
+    <w:tbl>
+      <w:tblPr>
+        <w:tblW w:w="0" w:type="auto"/>
+        <w:jc w:val="center"/>
+        <w:tblCellMar>
+          <w:top w:w="15" w:type="dxa"/>
+          <w:left w:w="15" w:type="dxa"/>
+          <w:bottom w:w="15" w:type="dxa"/>
+          <w:right w:w="15" w:type="dxa"/>
+        </w:tblCellMar>
+        <w:tblLook w:val="04A0" w:firstRow="1" w:lastRow="0" w:firstColumn="1" w:lastColumn="0" w:noHBand="0" w:noVBand="1"/>
+      </w:tblPr>
+      <w:tblGrid>
+        <w:gridCol w:w="2987"/>
+        <w:gridCol w:w="4092"/>
       </w:tblGrid>
       <w:tr>
         <w:trPr>
           <w:trHeight w:val="500"/>
+          <w:jc w:val="center"/>
         </w:trPr>
         <w:tc>
           <w:tcPr>
-            <w:tcW w:w="10155" w:type="dxa"/>
+            <w:tcW w:w="0" w:type="auto"/>
             <w:gridSpan w:val="2"/>
             <w:tcBorders>
               <w:top w:val="single" w:sz="8" w:space="0" w:color="000000"/>
@@ -44,28 +709,40 @@
               <w:bottom w:w="100" w:type="dxa"/>
               <w:right w:w="100" w:type="dxa"/>
             </w:tcMar>
-          </w:tcPr>
-          <w:p>
-            <w:pPr>
-              <w:pStyle w:val="Title"/>
-              <w:spacing w:after="0"/>
-            </w:pPr>
-            <w:bookmarkStart w:id="0" w:name="_l4ddvwsq4pv1" w:colFirst="0" w:colLast="0"/>
-            <w:bookmarkEnd w:id="0"/>
-            <w:r>
-              <w:t>10th March 2026</w:t>
-            </w:r>
-          </w:p>
-          <w:p>
-            <w:pPr>
-              <w:pStyle w:val="Subtitle"/>
-              <w:spacing w:after="0" w:line="240" w:lineRule="auto"/>
-              <w:ind w:right="-135"/>
-            </w:pPr>
-            <w:bookmarkStart w:id="1" w:name="_tsrp834oj99p" w:colFirst="0" w:colLast="0"/>
-            <w:bookmarkEnd w:id="1"/>
-            <w:r>
-              <w:t>Tuesday</w:t>
+            <w:hideMark/>
+          </w:tcPr>
+          <w:p>
+            <w:pPr>
+              <w:rPr>
+                <w:sz w:val="28"/>
+                <w:szCs w:val="28"/>
+                <w:lang w:val="en-IN"/>
+              </w:rPr>
+            </w:pPr>
+            <w:r>
+              <w:rPr>
+                <w:sz w:val="28"/>
+                <w:szCs w:val="28"/>
+                <w:lang w:val="en-IN"/>
+              </w:rPr>
+              <w:t>11th March 2026</w:t>
+            </w:r>
+          </w:p>
+          <w:p>
+            <w:pPr>
+              <w:rPr>
+                <w:sz w:val="28"/>
+                <w:szCs w:val="28"/>
+                <w:lang w:val="en-IN"/>
+              </w:rPr>
+            </w:pPr>
+            <w:r>
+              <w:rPr>
+                <w:sz w:val="28"/>
+                <w:szCs w:val="28"/>
+                <w:lang w:val="en-IN"/>
+              </w:rPr>
+              <w:t>Wednesday</w:t>
             </w:r>
           </w:p>
         </w:tc>
@@ -73,72 +750,77 @@
       <w:tr>
         <w:trPr>
           <w:trHeight w:val="500"/>
+          <w:jc w:val="center"/>
         </w:trPr>
         <w:tc>
           <w:tcPr>
-            <w:tcW w:w="2490" w:type="dxa"/>
-            <w:tcBorders>
-              <w:top w:val="single" w:sz="8" w:space="0" w:color="000000"/>
-              <w:left w:val="single" w:sz="8" w:space="0" w:color="000000"/>
-              <w:bottom w:val="single" w:sz="8" w:space="0" w:color="000000"/>
-              <w:right w:val="single" w:sz="8" w:space="0" w:color="000000"/>
-            </w:tcBorders>
-            <w:tcMar>
-              <w:top w:w="100" w:type="dxa"/>
-              <w:left w:w="100" w:type="dxa"/>
-              <w:bottom w:w="100" w:type="dxa"/>
-              <w:right w:w="100" w:type="dxa"/>
-            </w:tcMar>
-            <w:vAlign w:val="center"/>
-          </w:tcPr>
-          <w:p>
-            <w:pPr>
-              <w:spacing w:line="240" w:lineRule="auto"/>
-              <w:jc w:val="center"/>
+            <w:tcW w:w="0" w:type="auto"/>
+            <w:tcBorders>
+              <w:top w:val="single" w:sz="8" w:space="0" w:color="000000"/>
+              <w:left w:val="single" w:sz="8" w:space="0" w:color="000000"/>
+              <w:bottom w:val="single" w:sz="8" w:space="0" w:color="000000"/>
+              <w:right w:val="single" w:sz="8" w:space="0" w:color="000000"/>
+            </w:tcBorders>
+            <w:tcMar>
+              <w:top w:w="100" w:type="dxa"/>
+              <w:left w:w="100" w:type="dxa"/>
+              <w:bottom w:w="100" w:type="dxa"/>
+              <w:right w:w="100" w:type="dxa"/>
+            </w:tcMar>
+            <w:hideMark/>
+          </w:tcPr>
+          <w:p>
+            <w:pPr>
+              <w:rPr>
+                <w:sz w:val="28"/>
+                <w:szCs w:val="28"/>
+                <w:lang w:val="en-IN"/>
+              </w:rPr>
+            </w:pPr>
+            <w:r>
               <w:rPr>
                 <w:b/>
                 <w:bCs/>
+                <w:sz w:val="28"/>
+                <w:szCs w:val="28"/>
+                <w:lang w:val="en-IN"/>
+              </w:rPr>
+              <w:t>Time</w:t>
+            </w:r>
+          </w:p>
+        </w:tc>
+        <w:tc>
+          <w:tcPr>
+            <w:tcW w:w="0" w:type="auto"/>
+            <w:tcBorders>
+              <w:top w:val="single" w:sz="8" w:space="0" w:color="000000"/>
+              <w:left w:val="single" w:sz="8" w:space="0" w:color="000000"/>
+              <w:bottom w:val="single" w:sz="8" w:space="0" w:color="000000"/>
+              <w:right w:val="single" w:sz="8" w:space="0" w:color="000000"/>
+            </w:tcBorders>
+            <w:tcMar>
+              <w:top w:w="100" w:type="dxa"/>
+              <w:left w:w="100" w:type="dxa"/>
+              <w:bottom w:w="100" w:type="dxa"/>
+              <w:right w:w="100" w:type="dxa"/>
+            </w:tcMar>
+            <w:hideMark/>
+          </w:tcPr>
+          <w:p>
+            <w:pPr>
+              <w:rPr>
+                <w:sz w:val="28"/>
+                <w:szCs w:val="28"/>
+                <w:lang w:val="en-IN"/>
               </w:rPr>
             </w:pPr>
             <w:r>
               <w:rPr>
                 <w:b/>
                 <w:bCs/>
-              </w:rPr>
-              <w:t>Time</w:t>
-            </w:r>
-          </w:p>
-        </w:tc>
-        <w:tc>
-          <w:tcPr>
-            <w:tcW w:w="7665" w:type="dxa"/>
-            <w:tcBorders>
-              <w:top w:val="single" w:sz="8" w:space="0" w:color="000000"/>
-              <w:left w:val="single" w:sz="8" w:space="0" w:color="000000"/>
-              <w:bottom w:val="single" w:sz="8" w:space="0" w:color="000000"/>
-              <w:right w:val="single" w:sz="8" w:space="0" w:color="000000"/>
-            </w:tcBorders>
-            <w:tcMar>
-              <w:top w:w="100" w:type="dxa"/>
-              <w:left w:w="100" w:type="dxa"/>
-              <w:bottom w:w="100" w:type="dxa"/>
-              <w:right w:w="100" w:type="dxa"/>
-            </w:tcMar>
-            <w:vAlign w:val="center"/>
-          </w:tcPr>
-          <w:p>
-            <w:pPr>
-              <w:spacing w:line="240" w:lineRule="auto"/>
-              <w:jc w:val="center"/>
-              <w:rPr>
-                <w:b/>
-                <w:bCs/>
-              </w:rPr>
-            </w:pPr>
-            <w:r>
-              <w:rPr>
-                <w:b/>
-                <w:bCs/>
+                <w:sz w:val="28"/>
+                <w:szCs w:val="28"/>
+                <w:lang w:val="en-IN"/>
               </w:rPr>
               <w:t>Info</w:t>
             </w:r>
@@ -148,55 +830,76 @@
       <w:tr>
         <w:trPr>
           <w:trHeight w:val="500"/>
+          <w:jc w:val="center"/>
         </w:trPr>
         <w:tc>
           <w:tcPr>
-            <w:tcW w:w="2490" w:type="dxa"/>
-            <w:tcBorders>
-              <w:top w:val="single" w:sz="8" w:space="0" w:color="000000"/>
-              <w:left w:val="single" w:sz="8" w:space="0" w:color="000000"/>
-              <w:bottom w:val="single" w:sz="8" w:space="0" w:color="000000"/>
-              <w:right w:val="single" w:sz="8" w:space="0" w:color="000000"/>
-            </w:tcBorders>
-            <w:tcMar>
-              <w:top w:w="100" w:type="dxa"/>
-              <w:left w:w="100" w:type="dxa"/>
-              <w:bottom w:w="100" w:type="dxa"/>
-              <w:right w:w="100" w:type="dxa"/>
-            </w:tcMar>
-            <w:vAlign w:val="center"/>
-          </w:tcPr>
-          <w:p>
-            <w:pPr>
-              <w:spacing w:line="240" w:lineRule="auto"/>
-            </w:pPr>
-            <w:r>
-              <w:t>9:00 AM</w:t>
-            </w:r>
-          </w:p>
-        </w:tc>
-        <w:tc>
-          <w:tcPr>
-            <w:tcW w:w="7665" w:type="dxa"/>
-            <w:tcBorders>
-              <w:top w:val="single" w:sz="8" w:space="0" w:color="000000"/>
-              <w:left w:val="single" w:sz="8" w:space="0" w:color="000000"/>
-              <w:bottom w:val="single" w:sz="8" w:space="0" w:color="000000"/>
-              <w:right w:val="single" w:sz="8" w:space="0" w:color="000000"/>
-            </w:tcBorders>
-            <w:tcMar>
-              <w:top w:w="100" w:type="dxa"/>
-              <w:left w:w="100" w:type="dxa"/>
-              <w:bottom w:w="100" w:type="dxa"/>
-              <w:right w:w="100" w:type="dxa"/>
-            </w:tcMar>
-            <w:vAlign w:val="center"/>
-          </w:tcPr>
-          <w:p>
-            <w:pPr>
-              <w:spacing w:line="240" w:lineRule="auto"/>
-            </w:pPr>
-            <w:r>
+            <w:tcW w:w="0" w:type="auto"/>
+            <w:tcBorders>
+              <w:top w:val="single" w:sz="8" w:space="0" w:color="000000"/>
+              <w:left w:val="single" w:sz="8" w:space="0" w:color="000000"/>
+              <w:bottom w:val="single" w:sz="8" w:space="0" w:color="000000"/>
+              <w:right w:val="single" w:sz="8" w:space="0" w:color="000000"/>
+            </w:tcBorders>
+            <w:tcMar>
+              <w:top w:w="100" w:type="dxa"/>
+              <w:left w:w="100" w:type="dxa"/>
+              <w:bottom w:w="100" w:type="dxa"/>
+              <w:right w:w="100" w:type="dxa"/>
+            </w:tcMar>
+            <w:vAlign w:val="center"/>
+            <w:hideMark/>
+          </w:tcPr>
+          <w:p>
+            <w:pPr>
+              <w:rPr>
+                <w:sz w:val="28"/>
+                <w:szCs w:val="28"/>
+                <w:lang w:val="en-IN"/>
+              </w:rPr>
+            </w:pPr>
+            <w:r>
+              <w:rPr>
+                <w:sz w:val="28"/>
+                <w:szCs w:val="28"/>
+                <w:lang w:val="en-IN"/>
+              </w:rPr>
+              <w:t>9:05 AM</w:t>
+            </w:r>
+          </w:p>
+        </w:tc>
+        <w:tc>
+          <w:tcPr>
+            <w:tcW w:w="0" w:type="auto"/>
+            <w:tcBorders>
+              <w:top w:val="single" w:sz="8" w:space="0" w:color="000000"/>
+              <w:left w:val="single" w:sz="8" w:space="0" w:color="000000"/>
+              <w:bottom w:val="single" w:sz="8" w:space="0" w:color="000000"/>
+              <w:right w:val="single" w:sz="8" w:space="0" w:color="000000"/>
+            </w:tcBorders>
+            <w:tcMar>
+              <w:top w:w="100" w:type="dxa"/>
+              <w:left w:w="100" w:type="dxa"/>
+              <w:bottom w:w="100" w:type="dxa"/>
+              <w:right w:w="100" w:type="dxa"/>
+            </w:tcMar>
+            <w:vAlign w:val="center"/>
+            <w:hideMark/>
+          </w:tcPr>
+          <w:p>
+            <w:pPr>
+              <w:rPr>
+                <w:sz w:val="28"/>
+                <w:szCs w:val="28"/>
+                <w:lang w:val="en-IN"/>
+              </w:rPr>
+            </w:pPr>
+            <w:r>
+              <w:rPr>
+                <w:sz w:val="28"/>
+                <w:szCs w:val="28"/>
+                <w:lang w:val="en-IN"/>
+              </w:rPr>
               <w:t>Entry</w:t>
             </w:r>
           </w:p>
@@ -205,179 +908,232 @@
       <w:tr>
         <w:trPr>
           <w:trHeight w:val="500"/>
+          <w:jc w:val="center"/>
         </w:trPr>
         <w:tc>
           <w:tcPr>
-            <w:tcW w:w="2490" w:type="dxa"/>
-            <w:tcBorders>
-              <w:top w:val="single" w:sz="8" w:space="0" w:color="000000"/>
-              <w:left w:val="single" w:sz="8" w:space="0" w:color="000000"/>
-              <w:bottom w:val="single" w:sz="8" w:space="0" w:color="000000"/>
-              <w:right w:val="single" w:sz="8" w:space="0" w:color="000000"/>
-            </w:tcBorders>
-            <w:tcMar>
-              <w:top w:w="100" w:type="dxa"/>
-              <w:left w:w="100" w:type="dxa"/>
-              <w:bottom w:w="100" w:type="dxa"/>
-              <w:right w:w="100" w:type="dxa"/>
-            </w:tcMar>
-            <w:vAlign w:val="center"/>
-          </w:tcPr>
-          <w:p>
-            <w:pPr>
-              <w:spacing w:line="240" w:lineRule="auto"/>
-            </w:pPr>
-            <w:r>
-              <w:t>10:00 AM to 11:00 AM</w:t>
-            </w:r>
-          </w:p>
-        </w:tc>
-        <w:tc>
-          <w:tcPr>
-            <w:tcW w:w="7665" w:type="dxa"/>
-            <w:tcBorders>
-              <w:top w:val="single" w:sz="8" w:space="0" w:color="000000"/>
-              <w:left w:val="single" w:sz="8" w:space="0" w:color="000000"/>
-              <w:bottom w:val="single" w:sz="8" w:space="0" w:color="000000"/>
-              <w:right w:val="single" w:sz="8" w:space="0" w:color="000000"/>
-            </w:tcBorders>
-            <w:tcMar>
-              <w:top w:w="100" w:type="dxa"/>
-              <w:left w:w="100" w:type="dxa"/>
-              <w:bottom w:w="100" w:type="dxa"/>
-              <w:right w:w="100" w:type="dxa"/>
-            </w:tcMar>
-            <w:vAlign w:val="center"/>
-          </w:tcPr>
-          <w:p>
-            <w:pPr>
-              <w:spacing w:line="240" w:lineRule="auto"/>
-            </w:pPr>
-            <w:r>
-              <w:t xml:space="preserve">Induction </w:t>
-            </w:r>
-            <w:proofErr w:type="spellStart"/>
-            <w:r>
-              <w:t>Programme</w:t>
-            </w:r>
-            <w:proofErr w:type="spellEnd"/>
+            <w:tcW w:w="0" w:type="auto"/>
+            <w:tcBorders>
+              <w:top w:val="single" w:sz="8" w:space="0" w:color="000000"/>
+              <w:left w:val="single" w:sz="8" w:space="0" w:color="000000"/>
+              <w:bottom w:val="single" w:sz="8" w:space="0" w:color="000000"/>
+              <w:right w:val="single" w:sz="8" w:space="0" w:color="000000"/>
+            </w:tcBorders>
+            <w:tcMar>
+              <w:top w:w="100" w:type="dxa"/>
+              <w:left w:w="100" w:type="dxa"/>
+              <w:bottom w:w="100" w:type="dxa"/>
+              <w:right w:w="100" w:type="dxa"/>
+            </w:tcMar>
+            <w:vAlign w:val="center"/>
+            <w:hideMark/>
+          </w:tcPr>
+          <w:p>
+            <w:pPr>
+              <w:rPr>
+                <w:sz w:val="28"/>
+                <w:szCs w:val="28"/>
+                <w:lang w:val="en-IN"/>
+              </w:rPr>
+            </w:pPr>
+            <w:r>
+              <w:rPr>
+                <w:sz w:val="28"/>
+                <w:szCs w:val="28"/>
+                <w:lang w:val="en-IN"/>
+              </w:rPr>
+              <w:t>10:00 AM to 11:30 AM</w:t>
+            </w:r>
+          </w:p>
+        </w:tc>
+        <w:tc>
+          <w:tcPr>
+            <w:tcW w:w="0" w:type="auto"/>
+            <w:tcBorders>
+              <w:top w:val="single" w:sz="8" w:space="0" w:color="000000"/>
+              <w:left w:val="single" w:sz="8" w:space="0" w:color="000000"/>
+              <w:bottom w:val="single" w:sz="8" w:space="0" w:color="000000"/>
+              <w:right w:val="single" w:sz="8" w:space="0" w:color="000000"/>
+            </w:tcBorders>
+            <w:tcMar>
+              <w:top w:w="100" w:type="dxa"/>
+              <w:left w:w="100" w:type="dxa"/>
+              <w:bottom w:w="100" w:type="dxa"/>
+              <w:right w:w="100" w:type="dxa"/>
+            </w:tcMar>
+            <w:vAlign w:val="center"/>
+            <w:hideMark/>
+          </w:tcPr>
+          <w:p>
+            <w:pPr>
+              <w:rPr>
+                <w:sz w:val="28"/>
+                <w:szCs w:val="28"/>
+                <w:lang w:val="en-IN"/>
+              </w:rPr>
+            </w:pPr>
+            <w:r>
+              <w:rPr>
+                <w:sz w:val="28"/>
+                <w:szCs w:val="28"/>
+                <w:lang w:val="en-IN"/>
+              </w:rPr>
+              <w:t>Questions &amp; Answers</w:t>
+            </w:r>
           </w:p>
         </w:tc>
       </w:tr>
       <w:tr>
         <w:trPr>
           <w:trHeight w:val="500"/>
+          <w:jc w:val="center"/>
         </w:trPr>
         <w:tc>
           <w:tcPr>
-            <w:tcW w:w="2490" w:type="dxa"/>
-            <w:tcBorders>
-              <w:top w:val="single" w:sz="8" w:space="0" w:color="000000"/>
-              <w:left w:val="single" w:sz="8" w:space="0" w:color="000000"/>
-              <w:bottom w:val="single" w:sz="8" w:space="0" w:color="000000"/>
-              <w:right w:val="single" w:sz="8" w:space="0" w:color="000000"/>
-            </w:tcBorders>
-            <w:tcMar>
-              <w:top w:w="100" w:type="dxa"/>
-              <w:left w:w="100" w:type="dxa"/>
-              <w:bottom w:w="100" w:type="dxa"/>
-              <w:right w:w="100" w:type="dxa"/>
-            </w:tcMar>
-            <w:vAlign w:val="center"/>
-          </w:tcPr>
-          <w:p>
-            <w:pPr>
-              <w:spacing w:line="240" w:lineRule="auto"/>
-            </w:pPr>
-            <w:r>
-              <w:t>11:00 AM to 1:30 PM</w:t>
-            </w:r>
-          </w:p>
-        </w:tc>
-        <w:tc>
-          <w:tcPr>
-            <w:tcW w:w="7665" w:type="dxa"/>
-            <w:tcBorders>
-              <w:top w:val="single" w:sz="8" w:space="0" w:color="000000"/>
-              <w:left w:val="single" w:sz="8" w:space="0" w:color="000000"/>
-              <w:bottom w:val="single" w:sz="8" w:space="0" w:color="000000"/>
-              <w:right w:val="single" w:sz="8" w:space="0" w:color="000000"/>
-            </w:tcBorders>
-            <w:tcMar>
-              <w:top w:w="100" w:type="dxa"/>
-              <w:left w:w="100" w:type="dxa"/>
-              <w:bottom w:w="100" w:type="dxa"/>
-              <w:right w:w="100" w:type="dxa"/>
-            </w:tcMar>
-            <w:vAlign w:val="center"/>
-          </w:tcPr>
-          <w:p>
-            <w:pPr>
-              <w:spacing w:line="240" w:lineRule="auto"/>
-            </w:pPr>
-            <w:r>
-              <w:t xml:space="preserve">Introduction Things for New </w:t>
-            </w:r>
-            <w:proofErr w:type="spellStart"/>
-            <w:r>
-              <w:t>Joinees</w:t>
-            </w:r>
-            <w:proofErr w:type="spellEnd"/>
+            <w:tcW w:w="0" w:type="auto"/>
+            <w:tcBorders>
+              <w:top w:val="single" w:sz="8" w:space="0" w:color="000000"/>
+              <w:left w:val="single" w:sz="8" w:space="0" w:color="000000"/>
+              <w:bottom w:val="single" w:sz="8" w:space="0" w:color="000000"/>
+              <w:right w:val="single" w:sz="8" w:space="0" w:color="000000"/>
+            </w:tcBorders>
+            <w:tcMar>
+              <w:top w:w="100" w:type="dxa"/>
+              <w:left w:w="100" w:type="dxa"/>
+              <w:bottom w:w="100" w:type="dxa"/>
+              <w:right w:w="100" w:type="dxa"/>
+            </w:tcMar>
+            <w:vAlign w:val="center"/>
+            <w:hideMark/>
+          </w:tcPr>
+          <w:p>
+            <w:pPr>
+              <w:rPr>
+                <w:sz w:val="28"/>
+                <w:szCs w:val="28"/>
+                <w:lang w:val="en-IN"/>
+              </w:rPr>
+            </w:pPr>
+            <w:r>
+              <w:rPr>
+                <w:sz w:val="28"/>
+                <w:szCs w:val="28"/>
+                <w:lang w:val="en-IN"/>
+              </w:rPr>
+              <w:t>11:30 AM to 1:15 PM</w:t>
+            </w:r>
+          </w:p>
+        </w:tc>
+        <w:tc>
+          <w:tcPr>
+            <w:tcW w:w="0" w:type="auto"/>
+            <w:tcBorders>
+              <w:top w:val="single" w:sz="8" w:space="0" w:color="000000"/>
+              <w:left w:val="single" w:sz="8" w:space="0" w:color="000000"/>
+              <w:bottom w:val="single" w:sz="8" w:space="0" w:color="000000"/>
+              <w:right w:val="single" w:sz="8" w:space="0" w:color="000000"/>
+            </w:tcBorders>
+            <w:tcMar>
+              <w:top w:w="100" w:type="dxa"/>
+              <w:left w:w="100" w:type="dxa"/>
+              <w:bottom w:w="100" w:type="dxa"/>
+              <w:right w:w="100" w:type="dxa"/>
+            </w:tcMar>
+            <w:vAlign w:val="center"/>
+            <w:hideMark/>
+          </w:tcPr>
+          <w:p>
+            <w:pPr>
+              <w:rPr>
+                <w:sz w:val="28"/>
+                <w:szCs w:val="28"/>
+                <w:lang w:val="en-IN"/>
+              </w:rPr>
+            </w:pPr>
+            <w:r>
+              <w:rPr>
+                <w:sz w:val="28"/>
+                <w:szCs w:val="28"/>
+                <w:lang w:val="en-IN"/>
+              </w:rPr>
+              <w:t>Little study</w:t>
+            </w:r>
           </w:p>
         </w:tc>
       </w:tr>
       <w:tr>
         <w:trPr>
           <w:trHeight w:val="500"/>
+          <w:jc w:val="center"/>
         </w:trPr>
         <w:tc>
           <w:tcPr>
-            <w:tcW w:w="2490" w:type="dxa"/>
-            <w:tcBorders>
-              <w:top w:val="single" w:sz="8" w:space="0" w:color="000000"/>
-              <w:left w:val="single" w:sz="8" w:space="0" w:color="000000"/>
-              <w:bottom w:val="single" w:sz="8" w:space="0" w:color="000000"/>
-              <w:right w:val="single" w:sz="8" w:space="0" w:color="000000"/>
-            </w:tcBorders>
-            <w:tcMar>
-              <w:top w:w="100" w:type="dxa"/>
-              <w:left w:w="100" w:type="dxa"/>
-              <w:bottom w:w="100" w:type="dxa"/>
-              <w:right w:w="100" w:type="dxa"/>
-            </w:tcMar>
-            <w:vAlign w:val="center"/>
-          </w:tcPr>
-          <w:p>
-            <w:pPr>
-              <w:spacing w:line="240" w:lineRule="auto"/>
-            </w:pPr>
-            <w:r>
-              <w:t>1:30 PM to 2:10 PM</w:t>
-            </w:r>
-          </w:p>
-        </w:tc>
-        <w:tc>
-          <w:tcPr>
-            <w:tcW w:w="7665" w:type="dxa"/>
-            <w:tcBorders>
-              <w:top w:val="single" w:sz="8" w:space="0" w:color="000000"/>
-              <w:left w:val="single" w:sz="8" w:space="0" w:color="000000"/>
-              <w:bottom w:val="single" w:sz="8" w:space="0" w:color="000000"/>
-              <w:right w:val="single" w:sz="8" w:space="0" w:color="000000"/>
-            </w:tcBorders>
-            <w:tcMar>
-              <w:top w:w="100" w:type="dxa"/>
-              <w:left w:w="100" w:type="dxa"/>
-              <w:bottom w:w="100" w:type="dxa"/>
-              <w:right w:w="100" w:type="dxa"/>
-            </w:tcMar>
-            <w:vAlign w:val="center"/>
-          </w:tcPr>
-          <w:p>
-            <w:pPr>
-              <w:spacing w:line="240" w:lineRule="auto"/>
-            </w:pPr>
-            <w:r>
+            <w:tcW w:w="0" w:type="auto"/>
+            <w:tcBorders>
+              <w:top w:val="single" w:sz="8" w:space="0" w:color="000000"/>
+              <w:left w:val="single" w:sz="8" w:space="0" w:color="000000"/>
+              <w:bottom w:val="single" w:sz="8" w:space="0" w:color="000000"/>
+              <w:right w:val="single" w:sz="8" w:space="0" w:color="000000"/>
+            </w:tcBorders>
+            <w:tcMar>
+              <w:top w:w="100" w:type="dxa"/>
+              <w:left w:w="100" w:type="dxa"/>
+              <w:bottom w:w="100" w:type="dxa"/>
+              <w:right w:w="100" w:type="dxa"/>
+            </w:tcMar>
+            <w:vAlign w:val="center"/>
+            <w:hideMark/>
+          </w:tcPr>
+          <w:p>
+            <w:pPr>
+              <w:rPr>
+                <w:sz w:val="28"/>
+                <w:szCs w:val="28"/>
+                <w:lang w:val="en-IN"/>
+              </w:rPr>
+            </w:pPr>
+            <w:r>
+              <w:rPr>
+                <w:sz w:val="28"/>
+                <w:szCs w:val="28"/>
+                <w:lang w:val="en-IN"/>
+              </w:rPr>
+              <w:t>1:20 PM to 2:10 PM</w:t>
+            </w:r>
+          </w:p>
+        </w:tc>
+        <w:tc>
+          <w:tcPr>
+            <w:tcW w:w="0" w:type="auto"/>
+            <w:tcBorders>
+              <w:top w:val="single" w:sz="8" w:space="0" w:color="000000"/>
+              <w:left w:val="single" w:sz="8" w:space="0" w:color="000000"/>
+              <w:bottom w:val="single" w:sz="8" w:space="0" w:color="000000"/>
+              <w:right w:val="single" w:sz="8" w:space="0" w:color="000000"/>
+            </w:tcBorders>
+            <w:tcMar>
+              <w:top w:w="100" w:type="dxa"/>
+              <w:left w:w="100" w:type="dxa"/>
+              <w:bottom w:w="100" w:type="dxa"/>
+              <w:right w:w="100" w:type="dxa"/>
+            </w:tcMar>
+            <w:vAlign w:val="center"/>
+            <w:hideMark/>
+          </w:tcPr>
+          <w:p>
+            <w:pPr>
+              <w:rPr>
+                <w:sz w:val="28"/>
+                <w:szCs w:val="28"/>
+                <w:lang w:val="en-IN"/>
+              </w:rPr>
+            </w:pPr>
+            <w:r>
+              <w:rPr>
+                <w:sz w:val="28"/>
+                <w:szCs w:val="28"/>
+                <w:lang w:val="en-IN"/>
+              </w:rPr>
               <w:t>Lunch</w:t>
             </w:r>
           </w:p>
@@ -386,56 +1142,77 @@
       <w:tr>
         <w:trPr>
           <w:trHeight w:val="500"/>
+          <w:jc w:val="center"/>
         </w:trPr>
         <w:tc>
           <w:tcPr>
-            <w:tcW w:w="2490" w:type="dxa"/>
-            <w:tcBorders>
-              <w:top w:val="single" w:sz="8" w:space="0" w:color="000000"/>
-              <w:left w:val="single" w:sz="8" w:space="0" w:color="000000"/>
-              <w:bottom w:val="single" w:sz="8" w:space="0" w:color="000000"/>
-              <w:right w:val="single" w:sz="8" w:space="0" w:color="000000"/>
-            </w:tcBorders>
-            <w:tcMar>
-              <w:top w:w="100" w:type="dxa"/>
-              <w:left w:w="100" w:type="dxa"/>
-              <w:bottom w:w="100" w:type="dxa"/>
-              <w:right w:w="100" w:type="dxa"/>
-            </w:tcMar>
-            <w:vAlign w:val="center"/>
-          </w:tcPr>
-          <w:p>
-            <w:pPr>
-              <w:spacing w:line="240" w:lineRule="auto"/>
-            </w:pPr>
-            <w:r>
-              <w:t>2:10 PM to 5:20 PM</w:t>
-            </w:r>
-          </w:p>
-        </w:tc>
-        <w:tc>
-          <w:tcPr>
-            <w:tcW w:w="7665" w:type="dxa"/>
-            <w:tcBorders>
-              <w:top w:val="single" w:sz="8" w:space="0" w:color="000000"/>
-              <w:left w:val="single" w:sz="8" w:space="0" w:color="000000"/>
-              <w:bottom w:val="single" w:sz="8" w:space="0" w:color="000000"/>
-              <w:right w:val="single" w:sz="8" w:space="0" w:color="000000"/>
-            </w:tcBorders>
-            <w:tcMar>
-              <w:top w:w="100" w:type="dxa"/>
-              <w:left w:w="100" w:type="dxa"/>
-              <w:bottom w:w="100" w:type="dxa"/>
-              <w:right w:w="100" w:type="dxa"/>
-            </w:tcMar>
-            <w:vAlign w:val="center"/>
-          </w:tcPr>
-          <w:p>
-            <w:pPr>
-              <w:spacing w:line="240" w:lineRule="auto"/>
-            </w:pPr>
-            <w:r>
-              <w:t>Communication Training</w:t>
+            <w:tcW w:w="0" w:type="auto"/>
+            <w:tcBorders>
+              <w:top w:val="single" w:sz="8" w:space="0" w:color="000000"/>
+              <w:left w:val="single" w:sz="8" w:space="0" w:color="000000"/>
+              <w:bottom w:val="single" w:sz="8" w:space="0" w:color="000000"/>
+              <w:right w:val="single" w:sz="8" w:space="0" w:color="000000"/>
+            </w:tcBorders>
+            <w:tcMar>
+              <w:top w:w="100" w:type="dxa"/>
+              <w:left w:w="100" w:type="dxa"/>
+              <w:bottom w:w="100" w:type="dxa"/>
+              <w:right w:w="100" w:type="dxa"/>
+            </w:tcMar>
+            <w:vAlign w:val="center"/>
+            <w:hideMark/>
+          </w:tcPr>
+          <w:p>
+            <w:pPr>
+              <w:rPr>
+                <w:sz w:val="28"/>
+                <w:szCs w:val="28"/>
+                <w:lang w:val="en-IN"/>
+              </w:rPr>
+            </w:pPr>
+            <w:r>
+              <w:rPr>
+                <w:sz w:val="28"/>
+                <w:szCs w:val="28"/>
+                <w:lang w:val="en-IN"/>
+              </w:rPr>
+              <w:t>2:10 PM to 4:20 PM</w:t>
+            </w:r>
+          </w:p>
+        </w:tc>
+        <w:tc>
+          <w:tcPr>
+            <w:tcW w:w="0" w:type="auto"/>
+            <w:tcBorders>
+              <w:top w:val="single" w:sz="8" w:space="0" w:color="000000"/>
+              <w:left w:val="single" w:sz="8" w:space="0" w:color="000000"/>
+              <w:bottom w:val="single" w:sz="8" w:space="0" w:color="000000"/>
+              <w:right w:val="single" w:sz="8" w:space="0" w:color="000000"/>
+            </w:tcBorders>
+            <w:tcMar>
+              <w:top w:w="100" w:type="dxa"/>
+              <w:left w:w="100" w:type="dxa"/>
+              <w:bottom w:w="100" w:type="dxa"/>
+              <w:right w:w="100" w:type="dxa"/>
+            </w:tcMar>
+            <w:vAlign w:val="center"/>
+            <w:hideMark/>
+          </w:tcPr>
+          <w:p>
+            <w:pPr>
+              <w:rPr>
+                <w:sz w:val="28"/>
+                <w:szCs w:val="28"/>
+                <w:lang w:val="en-IN"/>
+              </w:rPr>
+            </w:pPr>
+            <w:r>
+              <w:rPr>
+                <w:sz w:val="28"/>
+                <w:szCs w:val="28"/>
+                <w:lang w:val="en-IN"/>
+              </w:rPr>
+              <w:t>Little research and get to know </w:t>
             </w:r>
           </w:p>
         </w:tc>
@@ -443,89 +1220,271 @@
       <w:tr>
         <w:trPr>
           <w:trHeight w:val="500"/>
+          <w:jc w:val="center"/>
         </w:trPr>
         <w:tc>
           <w:tcPr>
-            <w:tcW w:w="2490" w:type="dxa"/>
-            <w:tcBorders>
-              <w:top w:val="single" w:sz="8" w:space="0" w:color="000000"/>
-              <w:left w:val="single" w:sz="8" w:space="0" w:color="000000"/>
-              <w:bottom w:val="single" w:sz="8" w:space="0" w:color="000000"/>
-              <w:right w:val="single" w:sz="8" w:space="0" w:color="000000"/>
-            </w:tcBorders>
-            <w:tcMar>
-              <w:top w:w="100" w:type="dxa"/>
-              <w:left w:w="100" w:type="dxa"/>
-              <w:bottom w:w="100" w:type="dxa"/>
-              <w:right w:w="100" w:type="dxa"/>
-            </w:tcMar>
-            <w:vAlign w:val="center"/>
-          </w:tcPr>
-          <w:p>
-            <w:pPr>
-              <w:spacing w:line="240" w:lineRule="auto"/>
-            </w:pPr>
-            <w:r>
-              <w:t>5:40 PM</w:t>
-            </w:r>
-          </w:p>
-        </w:tc>
-        <w:tc>
-          <w:tcPr>
-            <w:tcW w:w="7665" w:type="dxa"/>
-            <w:tcBorders>
-              <w:top w:val="single" w:sz="8" w:space="0" w:color="000000"/>
-              <w:left w:val="single" w:sz="8" w:space="0" w:color="000000"/>
-              <w:bottom w:val="single" w:sz="8" w:space="0" w:color="000000"/>
-              <w:right w:val="single" w:sz="8" w:space="0" w:color="000000"/>
-            </w:tcBorders>
-            <w:tcMar>
-              <w:top w:w="100" w:type="dxa"/>
-              <w:left w:w="100" w:type="dxa"/>
-              <w:bottom w:w="100" w:type="dxa"/>
-              <w:right w:w="100" w:type="dxa"/>
-            </w:tcMar>
-            <w:vAlign w:val="center"/>
-          </w:tcPr>
-          <w:p>
-            <w:pPr>
-              <w:spacing w:line="240" w:lineRule="auto"/>
-            </w:pPr>
-            <w:r>
+            <w:tcW w:w="0" w:type="auto"/>
+            <w:tcBorders>
+              <w:top w:val="single" w:sz="8" w:space="0" w:color="000000"/>
+              <w:left w:val="single" w:sz="8" w:space="0" w:color="000000"/>
+              <w:bottom w:val="single" w:sz="8" w:space="0" w:color="000000"/>
+              <w:right w:val="single" w:sz="8" w:space="0" w:color="000000"/>
+            </w:tcBorders>
+            <w:tcMar>
+              <w:top w:w="100" w:type="dxa"/>
+              <w:left w:w="100" w:type="dxa"/>
+              <w:bottom w:w="100" w:type="dxa"/>
+              <w:right w:w="100" w:type="dxa"/>
+            </w:tcMar>
+            <w:vAlign w:val="center"/>
+            <w:hideMark/>
+          </w:tcPr>
+          <w:p>
+            <w:pPr>
+              <w:rPr>
+                <w:sz w:val="28"/>
+                <w:szCs w:val="28"/>
+                <w:lang w:val="en-IN"/>
+              </w:rPr>
+            </w:pPr>
+            <w:r>
+              <w:rPr>
+                <w:sz w:val="28"/>
+                <w:szCs w:val="28"/>
+                <w:lang w:val="en-IN"/>
+              </w:rPr>
+              <w:t>4:30 PM to 5 PM</w:t>
+            </w:r>
+          </w:p>
+        </w:tc>
+        <w:tc>
+          <w:tcPr>
+            <w:tcW w:w="0" w:type="auto"/>
+            <w:tcBorders>
+              <w:top w:val="single" w:sz="8" w:space="0" w:color="000000"/>
+              <w:left w:val="single" w:sz="8" w:space="0" w:color="000000"/>
+              <w:bottom w:val="single" w:sz="8" w:space="0" w:color="000000"/>
+              <w:right w:val="single" w:sz="8" w:space="0" w:color="000000"/>
+            </w:tcBorders>
+            <w:tcMar>
+              <w:top w:w="100" w:type="dxa"/>
+              <w:left w:w="100" w:type="dxa"/>
+              <w:bottom w:w="100" w:type="dxa"/>
+              <w:right w:w="100" w:type="dxa"/>
+            </w:tcMar>
+            <w:vAlign w:val="center"/>
+            <w:hideMark/>
+          </w:tcPr>
+          <w:p>
+            <w:pPr>
+              <w:rPr>
+                <w:sz w:val="28"/>
+                <w:szCs w:val="28"/>
+                <w:lang w:val="en-IN"/>
+              </w:rPr>
+            </w:pPr>
+            <w:r>
+              <w:rPr>
+                <w:sz w:val="28"/>
+                <w:szCs w:val="28"/>
+                <w:lang w:val="en-IN"/>
+              </w:rPr>
+              <w:t>Server Room Visit</w:t>
+            </w:r>
+          </w:p>
+          <w:p>
+            <w:pPr>
+              <w:numPr>
+                <w:ilvl w:val="0"/>
+                <w:numId w:val="2"/>
+              </w:numPr>
+              <w:rPr>
+                <w:sz w:val="28"/>
+                <w:szCs w:val="28"/>
+                <w:lang w:val="en-IN"/>
+              </w:rPr>
+            </w:pPr>
+            <w:r>
+              <w:rPr>
+                <w:sz w:val="28"/>
+                <w:szCs w:val="28"/>
+                <w:lang w:val="en-IN"/>
+              </w:rPr>
+              <w:t xml:space="preserve">Param </w:t>
+            </w:r>
+            <w:proofErr w:type="spellStart"/>
+            <w:r>
+              <w:rPr>
+                <w:sz w:val="28"/>
+                <w:szCs w:val="28"/>
+                <w:lang w:val="en-IN"/>
+              </w:rPr>
+              <w:t>Shavak</w:t>
+            </w:r>
+            <w:proofErr w:type="spellEnd"/>
+          </w:p>
+          <w:p>
+            <w:pPr>
+              <w:numPr>
+                <w:ilvl w:val="0"/>
+                <w:numId w:val="2"/>
+              </w:numPr>
+              <w:rPr>
+                <w:sz w:val="28"/>
+                <w:szCs w:val="28"/>
+                <w:lang w:val="en-IN"/>
+              </w:rPr>
+            </w:pPr>
+            <w:r>
+              <w:rPr>
+                <w:sz w:val="28"/>
+                <w:szCs w:val="28"/>
+                <w:lang w:val="en-IN"/>
+              </w:rPr>
+              <w:t>Param Shreshtha</w:t>
+            </w:r>
+          </w:p>
+        </w:tc>
+      </w:tr>
+      <w:tr>
+        <w:trPr>
+          <w:trHeight w:val="510"/>
+          <w:jc w:val="center"/>
+        </w:trPr>
+        <w:tc>
+          <w:tcPr>
+            <w:tcW w:w="0" w:type="auto"/>
+            <w:tcBorders>
+              <w:top w:val="single" w:sz="8" w:space="0" w:color="000000"/>
+              <w:left w:val="single" w:sz="8" w:space="0" w:color="000000"/>
+              <w:bottom w:val="single" w:sz="8" w:space="0" w:color="000000"/>
+              <w:right w:val="single" w:sz="8" w:space="0" w:color="000000"/>
+            </w:tcBorders>
+            <w:tcMar>
+              <w:top w:w="100" w:type="dxa"/>
+              <w:left w:w="100" w:type="dxa"/>
+              <w:bottom w:w="100" w:type="dxa"/>
+              <w:right w:w="100" w:type="dxa"/>
+            </w:tcMar>
+            <w:vAlign w:val="center"/>
+            <w:hideMark/>
+          </w:tcPr>
+          <w:p>
+            <w:pPr>
+              <w:rPr>
+                <w:sz w:val="28"/>
+                <w:szCs w:val="28"/>
+                <w:lang w:val="en-IN"/>
+              </w:rPr>
+            </w:pPr>
+            <w:r>
+              <w:rPr>
+                <w:sz w:val="28"/>
+                <w:szCs w:val="28"/>
+                <w:lang w:val="en-IN"/>
+              </w:rPr>
+              <w:t>6:30 PM</w:t>
+            </w:r>
+          </w:p>
+        </w:tc>
+        <w:tc>
+          <w:tcPr>
+            <w:tcW w:w="0" w:type="auto"/>
+            <w:tcBorders>
+              <w:top w:val="single" w:sz="8" w:space="0" w:color="000000"/>
+              <w:left w:val="single" w:sz="8" w:space="0" w:color="000000"/>
+              <w:bottom w:val="single" w:sz="8" w:space="0" w:color="000000"/>
+              <w:right w:val="single" w:sz="8" w:space="0" w:color="000000"/>
+            </w:tcBorders>
+            <w:tcMar>
+              <w:top w:w="100" w:type="dxa"/>
+              <w:left w:w="100" w:type="dxa"/>
+              <w:bottom w:w="100" w:type="dxa"/>
+              <w:right w:w="100" w:type="dxa"/>
+            </w:tcMar>
+            <w:vAlign w:val="center"/>
+            <w:hideMark/>
+          </w:tcPr>
+          <w:p>
+            <w:pPr>
+              <w:rPr>
+                <w:sz w:val="28"/>
+                <w:szCs w:val="28"/>
+                <w:lang w:val="en-IN"/>
+              </w:rPr>
+            </w:pPr>
+            <w:r>
+              <w:rPr>
+                <w:sz w:val="28"/>
+                <w:szCs w:val="28"/>
+                <w:lang w:val="en-IN"/>
+              </w:rPr>
               <w:t>Out</w:t>
             </w:r>
           </w:p>
         </w:tc>
       </w:tr>
     </w:tbl>
-    <w:p/>
+    <w:p>
+      <w:pPr>
+        <w:rPr>
+          <w:sz w:val="28"/>
+          <w:szCs w:val="28"/>
+          <w:lang w:val="en-IN"/>
+        </w:rPr>
+      </w:pPr>
+    </w:p>
+    <w:p>
+      <w:pPr>
+        <w:rPr>
+          <w:sz w:val="28"/>
+          <w:szCs w:val="28"/>
+          <w:lang w:val="en-IN"/>
+        </w:rPr>
+      </w:pPr>
+      <w:r>
+        <w:rPr>
+          <w:sz w:val="28"/>
+          <w:szCs w:val="28"/>
+          <w:lang w:val="en-IN"/>
+        </w:rPr>
+        <w:br w:type="page"/>
+      </w:r>
+    </w:p>
+    <w:p>
+      <w:pPr>
+        <w:rPr>
+          <w:sz w:val="28"/>
+          <w:szCs w:val="28"/>
+          <w:lang w:val="en-IN"/>
+        </w:rPr>
+      </w:pPr>
+    </w:p>
     <w:tbl>
       <w:tblPr>
-        <w:tblStyle w:val="a0"/>
-        <w:tblW w:w="10140" w:type="dxa"/>
-        <w:tblInd w:w="0" w:type="dxa"/>
-        <w:tblBorders>
-          <w:top w:val="single" w:sz="8" w:space="0" w:color="000000"/>
-          <w:left w:val="single" w:sz="8" w:space="0" w:color="000000"/>
-          <w:bottom w:val="single" w:sz="8" w:space="0" w:color="000000"/>
-          <w:right w:val="single" w:sz="8" w:space="0" w:color="000000"/>
-          <w:insideH w:val="single" w:sz="8" w:space="0" w:color="000000"/>
-          <w:insideV w:val="single" w:sz="8" w:space="0" w:color="000000"/>
-        </w:tblBorders>
-        <w:tblLayout w:type="fixed"/>
-        <w:tblLook w:val="0600" w:firstRow="0" w:lastRow="0" w:firstColumn="0" w:lastColumn="0" w:noHBand="1" w:noVBand="1"/>
+        <w:tblW w:w="0" w:type="auto"/>
+        <w:jc w:val="center"/>
+        <w:tblCellMar>
+          <w:top w:w="15" w:type="dxa"/>
+          <w:left w:w="15" w:type="dxa"/>
+          <w:bottom w:w="15" w:type="dxa"/>
+          <w:right w:w="15" w:type="dxa"/>
+        </w:tblCellMar>
+        <w:tblLook w:val="04A0" w:firstRow="1" w:lastRow="0" w:firstColumn="1" w:lastColumn="0" w:noHBand="0" w:noVBand="1"/>
       </w:tblPr>
       <w:tblGrid>
-        <w:gridCol w:w="2490"/>
-        <w:gridCol w:w="7650"/>
+        <w:gridCol w:w="2987"/>
+        <w:gridCol w:w="7076"/>
       </w:tblGrid>
       <w:tr>
         <w:trPr>
           <w:trHeight w:val="500"/>
+          <w:jc w:val="center"/>
         </w:trPr>
         <w:tc>
           <w:tcPr>
-            <w:tcW w:w="10140" w:type="dxa"/>
+            <w:tcW w:w="0" w:type="auto"/>
             <w:gridSpan w:val="2"/>
             <w:tcBorders>
               <w:top w:val="single" w:sz="8" w:space="0" w:color="000000"/>
@@ -539,27 +1498,58 @@
               <w:bottom w:w="100" w:type="dxa"/>
               <w:right w:w="100" w:type="dxa"/>
             </w:tcMar>
-          </w:tcPr>
-          <w:p>
-            <w:pPr>
-              <w:pStyle w:val="Title"/>
-              <w:spacing w:after="0"/>
-            </w:pPr>
-            <w:bookmarkStart w:id="2" w:name="_dl2dnsb6lu4e" w:colFirst="0" w:colLast="0"/>
-            <w:bookmarkEnd w:id="2"/>
-            <w:r>
-              <w:t>11th March 2026</w:t>
-            </w:r>
-          </w:p>
-          <w:p>
-            <w:pPr>
-              <w:pStyle w:val="Subtitle"/>
-              <w:spacing w:after="0" w:line="240" w:lineRule="auto"/>
-            </w:pPr>
-            <w:bookmarkStart w:id="3" w:name="_fedr50astz92" w:colFirst="0" w:colLast="0"/>
-            <w:bookmarkEnd w:id="3"/>
-            <w:r>
-              <w:t>Wednesday</w:t>
+            <w:hideMark/>
+          </w:tcPr>
+          <w:p>
+            <w:pPr>
+              <w:rPr>
+                <w:sz w:val="28"/>
+                <w:szCs w:val="28"/>
+                <w:lang w:val="en-IN"/>
+              </w:rPr>
+            </w:pPr>
+            <w:r>
+              <w:rPr>
+                <w:sz w:val="28"/>
+                <w:szCs w:val="28"/>
+                <w:lang w:val="en-IN"/>
+              </w:rPr>
+              <w:t xml:space="preserve">12 </w:t>
+            </w:r>
+            <w:proofErr w:type="spellStart"/>
+            <w:r>
+              <w:rPr>
+                <w:sz w:val="28"/>
+                <w:szCs w:val="28"/>
+                <w:lang w:val="en-IN"/>
+              </w:rPr>
+              <w:t>th</w:t>
+            </w:r>
+            <w:proofErr w:type="spellEnd"/>
+            <w:r>
+              <w:rPr>
+                <w:sz w:val="28"/>
+                <w:szCs w:val="28"/>
+                <w:lang w:val="en-IN"/>
+              </w:rPr>
+              <w:t xml:space="preserve"> March 2026</w:t>
+            </w:r>
+          </w:p>
+          <w:p>
+            <w:pPr>
+              <w:rPr>
+                <w:sz w:val="28"/>
+                <w:szCs w:val="28"/>
+                <w:lang w:val="en-IN"/>
+              </w:rPr>
+            </w:pPr>
+            <w:r>
+              <w:rPr>
+                <w:sz w:val="28"/>
+                <w:szCs w:val="28"/>
+                <w:lang w:val="en-IN"/>
+              </w:rPr>
+              <w:t>Thursday</w:t>
             </w:r>
           </w:p>
         </w:tc>
@@ -567,72 +1557,77 @@
       <w:tr>
         <w:trPr>
           <w:trHeight w:val="500"/>
+          <w:jc w:val="center"/>
         </w:trPr>
         <w:tc>
           <w:tcPr>
-            <w:tcW w:w="2490" w:type="dxa"/>
-            <w:tcBorders>
-              <w:top w:val="single" w:sz="8" w:space="0" w:color="000000"/>
-              <w:left w:val="single" w:sz="8" w:space="0" w:color="000000"/>
-              <w:bottom w:val="single" w:sz="8" w:space="0" w:color="000000"/>
-              <w:right w:val="single" w:sz="8" w:space="0" w:color="000000"/>
-            </w:tcBorders>
-            <w:tcMar>
-              <w:top w:w="100" w:type="dxa"/>
-              <w:left w:w="100" w:type="dxa"/>
-              <w:bottom w:w="100" w:type="dxa"/>
-              <w:right w:w="100" w:type="dxa"/>
-            </w:tcMar>
-            <w:vAlign w:val="center"/>
-          </w:tcPr>
-          <w:p>
-            <w:pPr>
-              <w:spacing w:line="240" w:lineRule="auto"/>
-              <w:jc w:val="center"/>
+            <w:tcW w:w="0" w:type="auto"/>
+            <w:tcBorders>
+              <w:top w:val="single" w:sz="8" w:space="0" w:color="000000"/>
+              <w:left w:val="single" w:sz="8" w:space="0" w:color="000000"/>
+              <w:bottom w:val="single" w:sz="8" w:space="0" w:color="000000"/>
+              <w:right w:val="single" w:sz="8" w:space="0" w:color="000000"/>
+            </w:tcBorders>
+            <w:tcMar>
+              <w:top w:w="100" w:type="dxa"/>
+              <w:left w:w="100" w:type="dxa"/>
+              <w:bottom w:w="100" w:type="dxa"/>
+              <w:right w:w="100" w:type="dxa"/>
+            </w:tcMar>
+            <w:hideMark/>
+          </w:tcPr>
+          <w:p>
+            <w:pPr>
+              <w:rPr>
+                <w:sz w:val="28"/>
+                <w:szCs w:val="28"/>
+                <w:lang w:val="en-IN"/>
+              </w:rPr>
+            </w:pPr>
+            <w:r>
               <w:rPr>
                 <w:b/>
                 <w:bCs/>
+                <w:sz w:val="28"/>
+                <w:szCs w:val="28"/>
+                <w:lang w:val="en-IN"/>
+              </w:rPr>
+              <w:t>Time</w:t>
+            </w:r>
+          </w:p>
+        </w:tc>
+        <w:tc>
+          <w:tcPr>
+            <w:tcW w:w="0" w:type="auto"/>
+            <w:tcBorders>
+              <w:top w:val="single" w:sz="8" w:space="0" w:color="000000"/>
+              <w:left w:val="single" w:sz="8" w:space="0" w:color="000000"/>
+              <w:bottom w:val="single" w:sz="8" w:space="0" w:color="000000"/>
+              <w:right w:val="single" w:sz="8" w:space="0" w:color="000000"/>
+            </w:tcBorders>
+            <w:tcMar>
+              <w:top w:w="100" w:type="dxa"/>
+              <w:left w:w="100" w:type="dxa"/>
+              <w:bottom w:w="100" w:type="dxa"/>
+              <w:right w:w="100" w:type="dxa"/>
+            </w:tcMar>
+            <w:hideMark/>
+          </w:tcPr>
+          <w:p>
+            <w:pPr>
+              <w:rPr>
+                <w:sz w:val="28"/>
+                <w:szCs w:val="28"/>
+                <w:lang w:val="en-IN"/>
               </w:rPr>
             </w:pPr>
             <w:r>
               <w:rPr>
                 <w:b/>
                 <w:bCs/>
-              </w:rPr>
-              <w:t>Time</w:t>
-            </w:r>
-          </w:p>
-        </w:tc>
-        <w:tc>
-          <w:tcPr>
-            <w:tcW w:w="7650" w:type="dxa"/>
-            <w:tcBorders>
-              <w:top w:val="single" w:sz="8" w:space="0" w:color="000000"/>
-              <w:left w:val="single" w:sz="8" w:space="0" w:color="000000"/>
-              <w:bottom w:val="single" w:sz="8" w:space="0" w:color="000000"/>
-              <w:right w:val="single" w:sz="8" w:space="0" w:color="000000"/>
-            </w:tcBorders>
-            <w:tcMar>
-              <w:top w:w="100" w:type="dxa"/>
-              <w:left w:w="100" w:type="dxa"/>
-              <w:bottom w:w="100" w:type="dxa"/>
-              <w:right w:w="100" w:type="dxa"/>
-            </w:tcMar>
-            <w:vAlign w:val="center"/>
-          </w:tcPr>
-          <w:p>
-            <w:pPr>
-              <w:spacing w:line="240" w:lineRule="auto"/>
-              <w:jc w:val="center"/>
-              <w:rPr>
-                <w:b/>
-                <w:bCs/>
-              </w:rPr>
-            </w:pPr>
-            <w:r>
-              <w:rPr>
-                <w:b/>
-                <w:bCs/>
+                <w:sz w:val="28"/>
+                <w:szCs w:val="28"/>
+                <w:lang w:val="en-IN"/>
               </w:rPr>
               <w:t>Info</w:t>
             </w:r>
@@ -642,56 +1637,77 @@
       <w:tr>
         <w:trPr>
           <w:trHeight w:val="500"/>
+          <w:jc w:val="center"/>
         </w:trPr>
         <w:tc>
           <w:tcPr>
-            <w:tcW w:w="2490" w:type="dxa"/>
-            <w:tcBorders>
-              <w:top w:val="single" w:sz="8" w:space="0" w:color="000000"/>
-              <w:left w:val="single" w:sz="8" w:space="0" w:color="000000"/>
-              <w:bottom w:val="single" w:sz="8" w:space="0" w:color="000000"/>
-              <w:right w:val="single" w:sz="8" w:space="0" w:color="000000"/>
-            </w:tcBorders>
-            <w:tcMar>
-              <w:top w:w="100" w:type="dxa"/>
-              <w:left w:w="100" w:type="dxa"/>
-              <w:bottom w:w="100" w:type="dxa"/>
-              <w:right w:w="100" w:type="dxa"/>
-            </w:tcMar>
-            <w:vAlign w:val="center"/>
-          </w:tcPr>
-          <w:p>
-            <w:pPr>
-              <w:spacing w:line="240" w:lineRule="auto"/>
-            </w:pPr>
-            <w:r>
-              <w:t>9:05 AM</w:t>
-            </w:r>
-          </w:p>
-        </w:tc>
-        <w:tc>
-          <w:tcPr>
-            <w:tcW w:w="7650" w:type="dxa"/>
-            <w:tcBorders>
-              <w:top w:val="single" w:sz="8" w:space="0" w:color="000000"/>
-              <w:left w:val="single" w:sz="8" w:space="0" w:color="000000"/>
-              <w:bottom w:val="single" w:sz="8" w:space="0" w:color="000000"/>
-              <w:right w:val="single" w:sz="8" w:space="0" w:color="000000"/>
-            </w:tcBorders>
-            <w:tcMar>
-              <w:top w:w="100" w:type="dxa"/>
-              <w:left w:w="100" w:type="dxa"/>
-              <w:bottom w:w="100" w:type="dxa"/>
-              <w:right w:w="100" w:type="dxa"/>
-            </w:tcMar>
-            <w:vAlign w:val="center"/>
-          </w:tcPr>
-          <w:p>
-            <w:pPr>
-              <w:spacing w:line="240" w:lineRule="auto"/>
-            </w:pPr>
-            <w:r>
-              <w:t>Entry</w:t>
+            <w:tcW w:w="0" w:type="auto"/>
+            <w:tcBorders>
+              <w:top w:val="single" w:sz="8" w:space="0" w:color="000000"/>
+              <w:left w:val="single" w:sz="8" w:space="0" w:color="000000"/>
+              <w:bottom w:val="single" w:sz="8" w:space="0" w:color="000000"/>
+              <w:right w:val="single" w:sz="8" w:space="0" w:color="000000"/>
+            </w:tcBorders>
+            <w:tcMar>
+              <w:top w:w="100" w:type="dxa"/>
+              <w:left w:w="100" w:type="dxa"/>
+              <w:bottom w:w="100" w:type="dxa"/>
+              <w:right w:w="100" w:type="dxa"/>
+            </w:tcMar>
+            <w:vAlign w:val="center"/>
+            <w:hideMark/>
+          </w:tcPr>
+          <w:p>
+            <w:pPr>
+              <w:rPr>
+                <w:sz w:val="28"/>
+                <w:szCs w:val="28"/>
+                <w:lang w:val="en-IN"/>
+              </w:rPr>
+            </w:pPr>
+            <w:r>
+              <w:rPr>
+                <w:sz w:val="28"/>
+                <w:szCs w:val="28"/>
+                <w:lang w:val="en-IN"/>
+              </w:rPr>
+              <w:t>9:00 AM</w:t>
+            </w:r>
+          </w:p>
+        </w:tc>
+        <w:tc>
+          <w:tcPr>
+            <w:tcW w:w="0" w:type="auto"/>
+            <w:tcBorders>
+              <w:top w:val="single" w:sz="8" w:space="0" w:color="000000"/>
+              <w:left w:val="single" w:sz="8" w:space="0" w:color="000000"/>
+              <w:bottom w:val="single" w:sz="8" w:space="0" w:color="000000"/>
+              <w:right w:val="single" w:sz="8" w:space="0" w:color="000000"/>
+            </w:tcBorders>
+            <w:tcMar>
+              <w:top w:w="100" w:type="dxa"/>
+              <w:left w:w="100" w:type="dxa"/>
+              <w:bottom w:w="100" w:type="dxa"/>
+              <w:right w:w="100" w:type="dxa"/>
+            </w:tcMar>
+            <w:vAlign w:val="center"/>
+            <w:hideMark/>
+          </w:tcPr>
+          <w:p>
+            <w:pPr>
+              <w:rPr>
+                <w:sz w:val="28"/>
+                <w:szCs w:val="28"/>
+                <w:lang w:val="en-IN"/>
+              </w:rPr>
+            </w:pPr>
+            <w:r>
+              <w:rPr>
+                <w:sz w:val="28"/>
+                <w:szCs w:val="28"/>
+                <w:lang w:val="en-IN"/>
+              </w:rPr>
+              <w:t>In</w:t>
             </w:r>
           </w:p>
         </w:tc>
@@ -699,56 +1715,77 @@
       <w:tr>
         <w:trPr>
           <w:trHeight w:val="500"/>
+          <w:jc w:val="center"/>
         </w:trPr>
         <w:tc>
           <w:tcPr>
-            <w:tcW w:w="2490" w:type="dxa"/>
-            <w:tcBorders>
-              <w:top w:val="single" w:sz="8" w:space="0" w:color="000000"/>
-              <w:left w:val="single" w:sz="8" w:space="0" w:color="000000"/>
-              <w:bottom w:val="single" w:sz="8" w:space="0" w:color="000000"/>
-              <w:right w:val="single" w:sz="8" w:space="0" w:color="000000"/>
-            </w:tcBorders>
-            <w:tcMar>
-              <w:top w:w="100" w:type="dxa"/>
-              <w:left w:w="100" w:type="dxa"/>
-              <w:bottom w:w="100" w:type="dxa"/>
-              <w:right w:w="100" w:type="dxa"/>
-            </w:tcMar>
-            <w:vAlign w:val="center"/>
-          </w:tcPr>
-          <w:p>
-            <w:pPr>
-              <w:spacing w:line="240" w:lineRule="auto"/>
-            </w:pPr>
-            <w:r>
-              <w:t>10:00 AM to 11:30 AM</w:t>
-            </w:r>
-          </w:p>
-        </w:tc>
-        <w:tc>
-          <w:tcPr>
-            <w:tcW w:w="7650" w:type="dxa"/>
-            <w:tcBorders>
-              <w:top w:val="single" w:sz="8" w:space="0" w:color="000000"/>
-              <w:left w:val="single" w:sz="8" w:space="0" w:color="000000"/>
-              <w:bottom w:val="single" w:sz="8" w:space="0" w:color="000000"/>
-              <w:right w:val="single" w:sz="8" w:space="0" w:color="000000"/>
-            </w:tcBorders>
-            <w:tcMar>
-              <w:top w:w="100" w:type="dxa"/>
-              <w:left w:w="100" w:type="dxa"/>
-              <w:bottom w:w="100" w:type="dxa"/>
-              <w:right w:w="100" w:type="dxa"/>
-            </w:tcMar>
-            <w:vAlign w:val="center"/>
-          </w:tcPr>
-          <w:p>
-            <w:pPr>
-              <w:spacing w:line="240" w:lineRule="auto"/>
-            </w:pPr>
-            <w:r>
-              <w:t>Questions &amp; Answers</w:t>
+            <w:tcW w:w="0" w:type="auto"/>
+            <w:tcBorders>
+              <w:top w:val="single" w:sz="8" w:space="0" w:color="000000"/>
+              <w:left w:val="single" w:sz="8" w:space="0" w:color="000000"/>
+              <w:bottom w:val="single" w:sz="8" w:space="0" w:color="000000"/>
+              <w:right w:val="single" w:sz="8" w:space="0" w:color="000000"/>
+            </w:tcBorders>
+            <w:tcMar>
+              <w:top w:w="100" w:type="dxa"/>
+              <w:left w:w="100" w:type="dxa"/>
+              <w:bottom w:w="100" w:type="dxa"/>
+              <w:right w:w="100" w:type="dxa"/>
+            </w:tcMar>
+            <w:vAlign w:val="center"/>
+            <w:hideMark/>
+          </w:tcPr>
+          <w:p>
+            <w:pPr>
+              <w:rPr>
+                <w:sz w:val="28"/>
+                <w:szCs w:val="28"/>
+                <w:lang w:val="en-IN"/>
+              </w:rPr>
+            </w:pPr>
+            <w:r>
+              <w:rPr>
+                <w:sz w:val="28"/>
+                <w:szCs w:val="28"/>
+                <w:lang w:val="en-IN"/>
+              </w:rPr>
+              <w:t>10:30 AM to 11:30 AM</w:t>
+            </w:r>
+          </w:p>
+        </w:tc>
+        <w:tc>
+          <w:tcPr>
+            <w:tcW w:w="0" w:type="auto"/>
+            <w:tcBorders>
+              <w:top w:val="single" w:sz="8" w:space="0" w:color="000000"/>
+              <w:left w:val="single" w:sz="8" w:space="0" w:color="000000"/>
+              <w:bottom w:val="single" w:sz="8" w:space="0" w:color="000000"/>
+              <w:right w:val="single" w:sz="8" w:space="0" w:color="000000"/>
+            </w:tcBorders>
+            <w:tcMar>
+              <w:top w:w="100" w:type="dxa"/>
+              <w:left w:w="100" w:type="dxa"/>
+              <w:bottom w:w="100" w:type="dxa"/>
+              <w:right w:w="100" w:type="dxa"/>
+            </w:tcMar>
+            <w:vAlign w:val="center"/>
+            <w:hideMark/>
+          </w:tcPr>
+          <w:p>
+            <w:pPr>
+              <w:rPr>
+                <w:sz w:val="28"/>
+                <w:szCs w:val="28"/>
+                <w:lang w:val="en-IN"/>
+              </w:rPr>
+            </w:pPr>
+            <w:r>
+              <w:rPr>
+                <w:sz w:val="28"/>
+                <w:szCs w:val="28"/>
+                <w:lang w:val="en-IN"/>
+              </w:rPr>
+              <w:t>Alma Linux and VMWare</w:t>
             </w:r>
           </w:p>
         </w:tc>
@@ -756,56 +1793,132 @@
       <w:tr>
         <w:trPr>
           <w:trHeight w:val="500"/>
+          <w:jc w:val="center"/>
         </w:trPr>
         <w:tc>
           <w:tcPr>
-            <w:tcW w:w="2490" w:type="dxa"/>
-            <w:tcBorders>
-              <w:top w:val="single" w:sz="8" w:space="0" w:color="000000"/>
-              <w:left w:val="single" w:sz="8" w:space="0" w:color="000000"/>
-              <w:bottom w:val="single" w:sz="8" w:space="0" w:color="000000"/>
-              <w:right w:val="single" w:sz="8" w:space="0" w:color="000000"/>
-            </w:tcBorders>
-            <w:tcMar>
-              <w:top w:w="100" w:type="dxa"/>
-              <w:left w:w="100" w:type="dxa"/>
-              <w:bottom w:w="100" w:type="dxa"/>
-              <w:right w:w="100" w:type="dxa"/>
-            </w:tcMar>
-            <w:vAlign w:val="center"/>
-          </w:tcPr>
-          <w:p>
-            <w:pPr>
-              <w:spacing w:line="240" w:lineRule="auto"/>
-            </w:pPr>
-            <w:r>
-              <w:t>11:30 AM to 1:15 PM</w:t>
-            </w:r>
-          </w:p>
-        </w:tc>
-        <w:tc>
-          <w:tcPr>
-            <w:tcW w:w="7650" w:type="dxa"/>
-            <w:tcBorders>
-              <w:top w:val="single" w:sz="8" w:space="0" w:color="000000"/>
-              <w:left w:val="single" w:sz="8" w:space="0" w:color="000000"/>
-              <w:bottom w:val="single" w:sz="8" w:space="0" w:color="000000"/>
-              <w:right w:val="single" w:sz="8" w:space="0" w:color="000000"/>
-            </w:tcBorders>
-            <w:tcMar>
-              <w:top w:w="100" w:type="dxa"/>
-              <w:left w:w="100" w:type="dxa"/>
-              <w:bottom w:w="100" w:type="dxa"/>
-              <w:right w:w="100" w:type="dxa"/>
-            </w:tcMar>
-            <w:vAlign w:val="center"/>
-          </w:tcPr>
-          <w:p>
-            <w:pPr>
-              <w:spacing w:line="240" w:lineRule="auto"/>
-            </w:pPr>
-            <w:r>
-              <w:t>Little study</w:t>
+            <w:tcW w:w="0" w:type="auto"/>
+            <w:tcBorders>
+              <w:top w:val="single" w:sz="8" w:space="0" w:color="000000"/>
+              <w:left w:val="single" w:sz="8" w:space="0" w:color="000000"/>
+              <w:bottom w:val="single" w:sz="8" w:space="0" w:color="000000"/>
+              <w:right w:val="single" w:sz="8" w:space="0" w:color="000000"/>
+            </w:tcBorders>
+            <w:tcMar>
+              <w:top w:w="100" w:type="dxa"/>
+              <w:left w:w="100" w:type="dxa"/>
+              <w:bottom w:w="100" w:type="dxa"/>
+              <w:right w:w="100" w:type="dxa"/>
+            </w:tcMar>
+            <w:vAlign w:val="center"/>
+            <w:hideMark/>
+          </w:tcPr>
+          <w:p>
+            <w:pPr>
+              <w:rPr>
+                <w:sz w:val="28"/>
+                <w:szCs w:val="28"/>
+                <w:lang w:val="en-IN"/>
+              </w:rPr>
+            </w:pPr>
+            <w:r>
+              <w:rPr>
+                <w:sz w:val="28"/>
+                <w:szCs w:val="28"/>
+                <w:lang w:val="en-IN"/>
+              </w:rPr>
+              <w:t>11:10 AM to 11:50 AM</w:t>
+            </w:r>
+          </w:p>
+        </w:tc>
+        <w:tc>
+          <w:tcPr>
+            <w:tcW w:w="0" w:type="auto"/>
+            <w:tcBorders>
+              <w:top w:val="single" w:sz="8" w:space="0" w:color="000000"/>
+              <w:left w:val="single" w:sz="8" w:space="0" w:color="000000"/>
+              <w:bottom w:val="single" w:sz="8" w:space="0" w:color="000000"/>
+              <w:right w:val="single" w:sz="8" w:space="0" w:color="000000"/>
+            </w:tcBorders>
+            <w:tcMar>
+              <w:top w:w="100" w:type="dxa"/>
+              <w:left w:w="100" w:type="dxa"/>
+              <w:bottom w:w="100" w:type="dxa"/>
+              <w:right w:w="100" w:type="dxa"/>
+            </w:tcMar>
+            <w:vAlign w:val="center"/>
+            <w:hideMark/>
+          </w:tcPr>
+          <w:p>
+            <w:pPr>
+              <w:rPr>
+                <w:sz w:val="28"/>
+                <w:szCs w:val="28"/>
+                <w:lang w:val="en-IN"/>
+              </w:rPr>
+            </w:pPr>
+            <w:r>
+              <w:rPr>
+                <w:sz w:val="28"/>
+                <w:szCs w:val="28"/>
+                <w:lang w:val="en-IN"/>
+              </w:rPr>
+              <w:t xml:space="preserve">Tasks and Explanation by Satish Sir   </w:t>
+            </w:r>
+            <w:r>
+              <w:rPr>
+                <w:sz w:val="28"/>
+                <w:szCs w:val="28"/>
+                <w:lang w:val="en-IN"/>
+              </w:rPr>
+              <w:drawing>
+                <wp:inline distT="0" distB="0" distL="0" distR="0" wp14:anchorId="6C1F5CF9" wp14:editId="3B3D2694">
+                  <wp:extent cx="1371600" cy="1816298"/>
+                  <wp:effectExtent l="0" t="0" r="0" b="0"/>
+                  <wp:docPr id="1542001267" name="Picture 2"/>
+                  <wp:cNvGraphicFramePr>
+                    <a:graphicFrameLocks xmlns:a="http://schemas.openxmlformats.org/drawingml/2006/main" noChangeAspect="1"/>
+                  </wp:cNvGraphicFramePr>
+                  <a:graphic xmlns:a="http://schemas.openxmlformats.org/drawingml/2006/main">
+                    <a:graphicData uri="http://schemas.openxmlformats.org/drawingml/2006/picture">
+                      <pic:pic xmlns:pic="http://schemas.openxmlformats.org/drawingml/2006/picture">
+                        <pic:nvPicPr>
+                          <pic:cNvPr id="0" name="Picture 6"/>
+                          <pic:cNvPicPr>
+                            <a:picLocks noChangeAspect="1" noChangeArrowheads="1"/>
+                          </pic:cNvPicPr>
+                        </pic:nvPicPr>
+                        <pic:blipFill>
+                          <a:blip r:embed="rId5" cstate="print">
+                            <a:extLst>
+                              <a:ext uri="{28A0092B-C50C-407E-A947-70E740481C1C}">
+                                <a14:useLocalDpi xmlns:a14="http://schemas.microsoft.com/office/drawing/2010/main" val="0"/>
+                              </a:ext>
+                            </a:extLst>
+                          </a:blip>
+                          <a:srcRect/>
+                          <a:stretch>
+                            <a:fillRect/>
+                          </a:stretch>
+                        </pic:blipFill>
+                        <pic:spPr bwMode="auto">
+                          <a:xfrm>
+                            <a:off x="0" y="0"/>
+                            <a:ext cx="1375243" cy="1821122"/>
+                          </a:xfrm>
+                          <a:prstGeom prst="rect">
+                            <a:avLst/>
+                          </a:prstGeom>
+                          <a:noFill/>
+                          <a:ln>
+                            <a:noFill/>
+                          </a:ln>
+                        </pic:spPr>
+                      </pic:pic>
+                    </a:graphicData>
+                  </a:graphic>
+                </wp:inline>
+              </w:drawing>
             </w:r>
           </w:p>
         </w:tc>
@@ -813,55 +1926,76 @@
       <w:tr>
         <w:trPr>
           <w:trHeight w:val="500"/>
+          <w:jc w:val="center"/>
         </w:trPr>
         <w:tc>
           <w:tcPr>
-            <w:tcW w:w="2490" w:type="dxa"/>
-            <w:tcBorders>
-              <w:top w:val="single" w:sz="8" w:space="0" w:color="000000"/>
-              <w:left w:val="single" w:sz="8" w:space="0" w:color="000000"/>
-              <w:bottom w:val="single" w:sz="8" w:space="0" w:color="000000"/>
-              <w:right w:val="single" w:sz="8" w:space="0" w:color="000000"/>
-            </w:tcBorders>
-            <w:tcMar>
-              <w:top w:w="100" w:type="dxa"/>
-              <w:left w:w="100" w:type="dxa"/>
-              <w:bottom w:w="100" w:type="dxa"/>
-              <w:right w:w="100" w:type="dxa"/>
-            </w:tcMar>
-            <w:vAlign w:val="center"/>
-          </w:tcPr>
-          <w:p>
-            <w:pPr>
-              <w:spacing w:line="240" w:lineRule="auto"/>
-            </w:pPr>
-            <w:r>
-              <w:t>1:20 PM to 2:10 PM</w:t>
-            </w:r>
-          </w:p>
-        </w:tc>
-        <w:tc>
-          <w:tcPr>
-            <w:tcW w:w="7650" w:type="dxa"/>
-            <w:tcBorders>
-              <w:top w:val="single" w:sz="8" w:space="0" w:color="000000"/>
-              <w:left w:val="single" w:sz="8" w:space="0" w:color="000000"/>
-              <w:bottom w:val="single" w:sz="8" w:space="0" w:color="000000"/>
-              <w:right w:val="single" w:sz="8" w:space="0" w:color="000000"/>
-            </w:tcBorders>
-            <w:tcMar>
-              <w:top w:w="100" w:type="dxa"/>
-              <w:left w:w="100" w:type="dxa"/>
-              <w:bottom w:w="100" w:type="dxa"/>
-              <w:right w:w="100" w:type="dxa"/>
-            </w:tcMar>
-            <w:vAlign w:val="center"/>
-          </w:tcPr>
-          <w:p>
-            <w:pPr>
-              <w:spacing w:line="240" w:lineRule="auto"/>
-            </w:pPr>
-            <w:r>
+            <w:tcW w:w="0" w:type="auto"/>
+            <w:tcBorders>
+              <w:top w:val="single" w:sz="8" w:space="0" w:color="000000"/>
+              <w:left w:val="single" w:sz="8" w:space="0" w:color="000000"/>
+              <w:bottom w:val="single" w:sz="8" w:space="0" w:color="000000"/>
+              <w:right w:val="single" w:sz="8" w:space="0" w:color="000000"/>
+            </w:tcBorders>
+            <w:tcMar>
+              <w:top w:w="100" w:type="dxa"/>
+              <w:left w:w="100" w:type="dxa"/>
+              <w:bottom w:w="100" w:type="dxa"/>
+              <w:right w:w="100" w:type="dxa"/>
+            </w:tcMar>
+            <w:vAlign w:val="center"/>
+            <w:hideMark/>
+          </w:tcPr>
+          <w:p>
+            <w:pPr>
+              <w:rPr>
+                <w:sz w:val="28"/>
+                <w:szCs w:val="28"/>
+                <w:lang w:val="en-IN"/>
+              </w:rPr>
+            </w:pPr>
+            <w:r>
+              <w:rPr>
+                <w:sz w:val="28"/>
+                <w:szCs w:val="28"/>
+                <w:lang w:val="en-IN"/>
+              </w:rPr>
+              <w:t>1 PM to 1:40 PM</w:t>
+            </w:r>
+          </w:p>
+        </w:tc>
+        <w:tc>
+          <w:tcPr>
+            <w:tcW w:w="0" w:type="auto"/>
+            <w:tcBorders>
+              <w:top w:val="single" w:sz="8" w:space="0" w:color="000000"/>
+              <w:left w:val="single" w:sz="8" w:space="0" w:color="000000"/>
+              <w:bottom w:val="single" w:sz="8" w:space="0" w:color="000000"/>
+              <w:right w:val="single" w:sz="8" w:space="0" w:color="000000"/>
+            </w:tcBorders>
+            <w:tcMar>
+              <w:top w:w="100" w:type="dxa"/>
+              <w:left w:w="100" w:type="dxa"/>
+              <w:bottom w:w="100" w:type="dxa"/>
+              <w:right w:w="100" w:type="dxa"/>
+            </w:tcMar>
+            <w:vAlign w:val="center"/>
+            <w:hideMark/>
+          </w:tcPr>
+          <w:p>
+            <w:pPr>
+              <w:rPr>
+                <w:sz w:val="28"/>
+                <w:szCs w:val="28"/>
+                <w:lang w:val="en-IN"/>
+              </w:rPr>
+            </w:pPr>
+            <w:r>
+              <w:rPr>
+                <w:sz w:val="28"/>
+                <w:szCs w:val="28"/>
+                <w:lang w:val="en-IN"/>
+              </w:rPr>
               <w:t>Lunch</w:t>
             </w:r>
           </w:p>
@@ -870,56 +2004,121 @@
       <w:tr>
         <w:trPr>
           <w:trHeight w:val="500"/>
+          <w:jc w:val="center"/>
         </w:trPr>
         <w:tc>
           <w:tcPr>
-            <w:tcW w:w="2490" w:type="dxa"/>
-            <w:tcBorders>
-              <w:top w:val="single" w:sz="8" w:space="0" w:color="000000"/>
-              <w:left w:val="single" w:sz="8" w:space="0" w:color="000000"/>
-              <w:bottom w:val="single" w:sz="8" w:space="0" w:color="000000"/>
-              <w:right w:val="single" w:sz="8" w:space="0" w:color="000000"/>
-            </w:tcBorders>
-            <w:tcMar>
-              <w:top w:w="100" w:type="dxa"/>
-              <w:left w:w="100" w:type="dxa"/>
-              <w:bottom w:w="100" w:type="dxa"/>
-              <w:right w:w="100" w:type="dxa"/>
-            </w:tcMar>
-            <w:vAlign w:val="center"/>
-          </w:tcPr>
-          <w:p>
-            <w:pPr>
-              <w:spacing w:line="240" w:lineRule="auto"/>
-            </w:pPr>
-            <w:r>
-              <w:t>2:10 PM to 4:20 PM</w:t>
-            </w:r>
-          </w:p>
-        </w:tc>
-        <w:tc>
-          <w:tcPr>
-            <w:tcW w:w="7650" w:type="dxa"/>
-            <w:tcBorders>
-              <w:top w:val="single" w:sz="8" w:space="0" w:color="000000"/>
-              <w:left w:val="single" w:sz="8" w:space="0" w:color="000000"/>
-              <w:bottom w:val="single" w:sz="8" w:space="0" w:color="000000"/>
-              <w:right w:val="single" w:sz="8" w:space="0" w:color="000000"/>
-            </w:tcBorders>
-            <w:tcMar>
-              <w:top w:w="100" w:type="dxa"/>
-              <w:left w:w="100" w:type="dxa"/>
-              <w:bottom w:w="100" w:type="dxa"/>
-              <w:right w:w="100" w:type="dxa"/>
-            </w:tcMar>
-            <w:vAlign w:val="center"/>
-          </w:tcPr>
-          <w:p>
-            <w:pPr>
-              <w:spacing w:line="240" w:lineRule="auto"/>
-            </w:pPr>
-            <w:r>
-              <w:t xml:space="preserve">Little research and get to know </w:t>
+            <w:tcW w:w="0" w:type="auto"/>
+            <w:tcBorders>
+              <w:top w:val="single" w:sz="8" w:space="0" w:color="000000"/>
+              <w:left w:val="single" w:sz="8" w:space="0" w:color="000000"/>
+              <w:bottom w:val="single" w:sz="8" w:space="0" w:color="000000"/>
+              <w:right w:val="single" w:sz="8" w:space="0" w:color="000000"/>
+            </w:tcBorders>
+            <w:tcMar>
+              <w:top w:w="100" w:type="dxa"/>
+              <w:left w:w="100" w:type="dxa"/>
+              <w:bottom w:w="100" w:type="dxa"/>
+              <w:right w:w="100" w:type="dxa"/>
+            </w:tcMar>
+            <w:vAlign w:val="center"/>
+            <w:hideMark/>
+          </w:tcPr>
+          <w:p>
+            <w:pPr>
+              <w:rPr>
+                <w:sz w:val="28"/>
+                <w:szCs w:val="28"/>
+                <w:lang w:val="en-IN"/>
+              </w:rPr>
+            </w:pPr>
+            <w:r>
+              <w:rPr>
+                <w:sz w:val="28"/>
+                <w:szCs w:val="28"/>
+                <w:lang w:val="en-IN"/>
+              </w:rPr>
+              <w:t>1:40 PM to 4 PM</w:t>
+            </w:r>
+          </w:p>
+        </w:tc>
+        <w:tc>
+          <w:tcPr>
+            <w:tcW w:w="0" w:type="auto"/>
+            <w:tcBorders>
+              <w:top w:val="single" w:sz="8" w:space="0" w:color="000000"/>
+              <w:left w:val="single" w:sz="8" w:space="0" w:color="000000"/>
+              <w:bottom w:val="single" w:sz="8" w:space="0" w:color="000000"/>
+              <w:right w:val="single" w:sz="8" w:space="0" w:color="000000"/>
+            </w:tcBorders>
+            <w:tcMar>
+              <w:top w:w="100" w:type="dxa"/>
+              <w:left w:w="100" w:type="dxa"/>
+              <w:bottom w:w="100" w:type="dxa"/>
+              <w:right w:w="100" w:type="dxa"/>
+            </w:tcMar>
+            <w:vAlign w:val="center"/>
+            <w:hideMark/>
+          </w:tcPr>
+          <w:p>
+            <w:pPr>
+              <w:rPr>
+                <w:sz w:val="28"/>
+                <w:szCs w:val="28"/>
+                <w:lang w:val="en-IN"/>
+              </w:rPr>
+            </w:pPr>
+            <w:r>
+              <w:rPr>
+                <w:sz w:val="28"/>
+                <w:szCs w:val="28"/>
+                <w:lang w:val="en-IN"/>
+              </w:rPr>
+              <w:t>Study</w:t>
+            </w:r>
+          </w:p>
+          <w:p>
+            <w:pPr>
+              <w:numPr>
+                <w:ilvl w:val="0"/>
+                <w:numId w:val="3"/>
+              </w:numPr>
+              <w:rPr>
+                <w:sz w:val="28"/>
+                <w:szCs w:val="28"/>
+                <w:lang w:val="en-IN"/>
+              </w:rPr>
+            </w:pPr>
+            <w:proofErr w:type="spellStart"/>
+            <w:r>
+              <w:rPr>
+                <w:sz w:val="28"/>
+                <w:szCs w:val="28"/>
+                <w:lang w:val="en-IN"/>
+              </w:rPr>
+              <w:t>Datacenters</w:t>
+            </w:r>
+            <w:proofErr w:type="spellEnd"/>
+          </w:p>
+          <w:p>
+            <w:pPr>
+              <w:numPr>
+                <w:ilvl w:val="0"/>
+                <w:numId w:val="3"/>
+              </w:numPr>
+              <w:rPr>
+                <w:sz w:val="28"/>
+                <w:szCs w:val="28"/>
+                <w:lang w:val="en-IN"/>
+              </w:rPr>
+            </w:pPr>
+            <w:r>
+              <w:rPr>
+                <w:sz w:val="28"/>
+                <w:szCs w:val="28"/>
+                <w:lang w:val="en-IN"/>
+              </w:rPr>
+              <w:t>HPC</w:t>
             </w:r>
           </w:p>
         </w:tc>
@@ -927,85 +2126,77 @@
       <w:tr>
         <w:trPr>
           <w:trHeight w:val="500"/>
+          <w:jc w:val="center"/>
         </w:trPr>
         <w:tc>
           <w:tcPr>
-            <w:tcW w:w="2490" w:type="dxa"/>
-            <w:tcBorders>
-              <w:top w:val="single" w:sz="8" w:space="0" w:color="000000"/>
-              <w:left w:val="single" w:sz="8" w:space="0" w:color="000000"/>
-              <w:bottom w:val="single" w:sz="8" w:space="0" w:color="000000"/>
-              <w:right w:val="single" w:sz="8" w:space="0" w:color="000000"/>
-            </w:tcBorders>
-            <w:tcMar>
-              <w:top w:w="100" w:type="dxa"/>
-              <w:left w:w="100" w:type="dxa"/>
-              <w:bottom w:w="100" w:type="dxa"/>
-              <w:right w:w="100" w:type="dxa"/>
-            </w:tcMar>
-            <w:vAlign w:val="center"/>
-          </w:tcPr>
-          <w:p>
-            <w:pPr>
-              <w:spacing w:line="240" w:lineRule="auto"/>
-            </w:pPr>
-            <w:r>
-              <w:t>4:30 PM to 5 PM</w:t>
-            </w:r>
-          </w:p>
-        </w:tc>
-        <w:tc>
-          <w:tcPr>
-            <w:tcW w:w="7650" w:type="dxa"/>
-            <w:tcBorders>
-              <w:top w:val="single" w:sz="8" w:space="0" w:color="000000"/>
-              <w:left w:val="single" w:sz="8" w:space="0" w:color="000000"/>
-              <w:bottom w:val="single" w:sz="8" w:space="0" w:color="000000"/>
-              <w:right w:val="single" w:sz="8" w:space="0" w:color="000000"/>
-            </w:tcBorders>
-            <w:tcMar>
-              <w:top w:w="100" w:type="dxa"/>
-              <w:left w:w="100" w:type="dxa"/>
-              <w:bottom w:w="100" w:type="dxa"/>
-              <w:right w:w="100" w:type="dxa"/>
-            </w:tcMar>
-            <w:vAlign w:val="center"/>
-          </w:tcPr>
-          <w:p>
-            <w:pPr>
-              <w:spacing w:line="240" w:lineRule="auto"/>
-            </w:pPr>
-            <w:r>
-              <w:t>Server Room Visit</w:t>
-            </w:r>
-          </w:p>
-          <w:p>
-            <w:pPr>
-              <w:numPr>
-                <w:ilvl w:val="0"/>
-                <w:numId w:val="1"/>
-              </w:numPr>
-              <w:spacing w:line="240" w:lineRule="auto"/>
-            </w:pPr>
-            <w:r>
-              <w:t xml:space="preserve">Param </w:t>
-            </w:r>
-            <w:proofErr w:type="spellStart"/>
-            <w:r>
-              <w:t>Shavak</w:t>
-            </w:r>
-            <w:proofErr w:type="spellEnd"/>
-          </w:p>
-          <w:p>
-            <w:pPr>
-              <w:numPr>
-                <w:ilvl w:val="0"/>
-                <w:numId w:val="1"/>
-              </w:numPr>
-              <w:spacing w:line="240" w:lineRule="auto"/>
-            </w:pPr>
-            <w:r>
-              <w:t>Param Shreshtha</w:t>
+            <w:tcW w:w="0" w:type="auto"/>
+            <w:tcBorders>
+              <w:top w:val="single" w:sz="8" w:space="0" w:color="000000"/>
+              <w:left w:val="single" w:sz="8" w:space="0" w:color="000000"/>
+              <w:bottom w:val="single" w:sz="8" w:space="0" w:color="000000"/>
+              <w:right w:val="single" w:sz="8" w:space="0" w:color="000000"/>
+            </w:tcBorders>
+            <w:tcMar>
+              <w:top w:w="100" w:type="dxa"/>
+              <w:left w:w="100" w:type="dxa"/>
+              <w:bottom w:w="100" w:type="dxa"/>
+              <w:right w:w="100" w:type="dxa"/>
+            </w:tcMar>
+            <w:vAlign w:val="center"/>
+            <w:hideMark/>
+          </w:tcPr>
+          <w:p>
+            <w:pPr>
+              <w:rPr>
+                <w:sz w:val="28"/>
+                <w:szCs w:val="28"/>
+                <w:lang w:val="en-IN"/>
+              </w:rPr>
+            </w:pPr>
+            <w:r>
+              <w:rPr>
+                <w:sz w:val="28"/>
+                <w:szCs w:val="28"/>
+                <w:lang w:val="en-IN"/>
+              </w:rPr>
+              <w:t>4:30 PM to 6 PM</w:t>
+            </w:r>
+          </w:p>
+        </w:tc>
+        <w:tc>
+          <w:tcPr>
+            <w:tcW w:w="0" w:type="auto"/>
+            <w:tcBorders>
+              <w:top w:val="single" w:sz="8" w:space="0" w:color="000000"/>
+              <w:left w:val="single" w:sz="8" w:space="0" w:color="000000"/>
+              <w:bottom w:val="single" w:sz="8" w:space="0" w:color="000000"/>
+              <w:right w:val="single" w:sz="8" w:space="0" w:color="000000"/>
+            </w:tcBorders>
+            <w:tcMar>
+              <w:top w:w="100" w:type="dxa"/>
+              <w:left w:w="100" w:type="dxa"/>
+              <w:bottom w:w="100" w:type="dxa"/>
+              <w:right w:w="100" w:type="dxa"/>
+            </w:tcMar>
+            <w:vAlign w:val="center"/>
+            <w:hideMark/>
+          </w:tcPr>
+          <w:p>
+            <w:pPr>
+              <w:rPr>
+                <w:sz w:val="28"/>
+                <w:szCs w:val="28"/>
+                <w:lang w:val="en-IN"/>
+              </w:rPr>
+            </w:pPr>
+            <w:r>
+              <w:rPr>
+                <w:sz w:val="28"/>
+                <w:szCs w:val="28"/>
+                <w:lang w:val="en-IN"/>
+              </w:rPr>
+              <w:t>Diary and Notes and GitHub</w:t>
             </w:r>
           </w:p>
         </w:tc>
@@ -1013,68 +2204,105 @@
       <w:tr>
         <w:trPr>
           <w:trHeight w:val="510"/>
+          <w:jc w:val="center"/>
         </w:trPr>
         <w:tc>
           <w:tcPr>
-            <w:tcW w:w="2490" w:type="dxa"/>
-            <w:tcBorders>
-              <w:top w:val="single" w:sz="8" w:space="0" w:color="000000"/>
-              <w:left w:val="single" w:sz="8" w:space="0" w:color="000000"/>
-              <w:bottom w:val="single" w:sz="8" w:space="0" w:color="000000"/>
-              <w:right w:val="single" w:sz="8" w:space="0" w:color="000000"/>
-            </w:tcBorders>
-            <w:tcMar>
-              <w:top w:w="100" w:type="dxa"/>
-              <w:left w:w="100" w:type="dxa"/>
-              <w:bottom w:w="100" w:type="dxa"/>
-              <w:right w:w="100" w:type="dxa"/>
-            </w:tcMar>
-            <w:vAlign w:val="center"/>
-          </w:tcPr>
-          <w:p>
-            <w:pPr>
-              <w:spacing w:line="240" w:lineRule="auto"/>
-            </w:pPr>
-            <w:r>
+            <w:tcW w:w="0" w:type="auto"/>
+            <w:tcBorders>
+              <w:top w:val="single" w:sz="8" w:space="0" w:color="000000"/>
+              <w:left w:val="single" w:sz="8" w:space="0" w:color="000000"/>
+              <w:bottom w:val="single" w:sz="8" w:space="0" w:color="000000"/>
+              <w:right w:val="single" w:sz="8" w:space="0" w:color="000000"/>
+            </w:tcBorders>
+            <w:tcMar>
+              <w:top w:w="100" w:type="dxa"/>
+              <w:left w:w="100" w:type="dxa"/>
+              <w:bottom w:w="100" w:type="dxa"/>
+              <w:right w:w="100" w:type="dxa"/>
+            </w:tcMar>
+            <w:vAlign w:val="center"/>
+            <w:hideMark/>
+          </w:tcPr>
+          <w:p>
+            <w:pPr>
+              <w:rPr>
+                <w:sz w:val="28"/>
+                <w:szCs w:val="28"/>
+                <w:lang w:val="en-IN"/>
+              </w:rPr>
+            </w:pPr>
+            <w:r>
+              <w:rPr>
+                <w:sz w:val="28"/>
+                <w:szCs w:val="28"/>
+                <w:lang w:val="en-IN"/>
+              </w:rPr>
               <w:t>6:30 PM</w:t>
             </w:r>
           </w:p>
         </w:tc>
         <w:tc>
           <w:tcPr>
-            <w:tcW w:w="7650" w:type="dxa"/>
-            <w:tcBorders>
-              <w:top w:val="single" w:sz="8" w:space="0" w:color="000000"/>
-              <w:left w:val="single" w:sz="8" w:space="0" w:color="000000"/>
-              <w:bottom w:val="single" w:sz="8" w:space="0" w:color="000000"/>
-              <w:right w:val="single" w:sz="8" w:space="0" w:color="000000"/>
-            </w:tcBorders>
-            <w:tcMar>
-              <w:top w:w="100" w:type="dxa"/>
-              <w:left w:w="100" w:type="dxa"/>
-              <w:bottom w:w="100" w:type="dxa"/>
-              <w:right w:w="100" w:type="dxa"/>
-            </w:tcMar>
-            <w:vAlign w:val="center"/>
-          </w:tcPr>
-          <w:p>
-            <w:pPr>
-              <w:spacing w:line="240" w:lineRule="auto"/>
-            </w:pPr>
-            <w:r>
+            <w:tcW w:w="0" w:type="auto"/>
+            <w:tcBorders>
+              <w:top w:val="single" w:sz="8" w:space="0" w:color="000000"/>
+              <w:left w:val="single" w:sz="8" w:space="0" w:color="000000"/>
+              <w:bottom w:val="single" w:sz="8" w:space="0" w:color="000000"/>
+              <w:right w:val="single" w:sz="8" w:space="0" w:color="000000"/>
+            </w:tcBorders>
+            <w:tcMar>
+              <w:top w:w="100" w:type="dxa"/>
+              <w:left w:w="100" w:type="dxa"/>
+              <w:bottom w:w="100" w:type="dxa"/>
+              <w:right w:w="100" w:type="dxa"/>
+            </w:tcMar>
+            <w:vAlign w:val="center"/>
+            <w:hideMark/>
+          </w:tcPr>
+          <w:p>
+            <w:pPr>
+              <w:rPr>
+                <w:sz w:val="28"/>
+                <w:szCs w:val="28"/>
+                <w:lang w:val="en-IN"/>
+              </w:rPr>
+            </w:pPr>
+            <w:r>
+              <w:rPr>
+                <w:sz w:val="28"/>
+                <w:szCs w:val="28"/>
+                <w:lang w:val="en-IN"/>
+              </w:rPr>
               <w:t>Out</w:t>
             </w:r>
           </w:p>
         </w:tc>
       </w:tr>
     </w:tbl>
-    <w:p/>
-    <w:p/>
+    <w:p>
+      <w:pPr>
+        <w:rPr>
+          <w:sz w:val="28"/>
+          <w:szCs w:val="28"/>
+        </w:rPr>
+      </w:pPr>
+      <w:r>
+        <w:rPr>
+          <w:sz w:val="28"/>
+          <w:szCs w:val="28"/>
+          <w:lang w:val="en-IN"/>
+        </w:rPr>
+        <w:lastRenderedPageBreak/>
+        <w:br/>
+      </w:r>
+    </w:p>
     <w:sectPr>
-      <w:pgSz w:w="12240" w:h="15840"/>
-      <w:pgMar w:top="288" w:right="720" w:bottom="288" w:left="720" w:header="720" w:footer="720" w:gutter="0"/>
+      <w:pgSz w:w="15840" w:h="12240" w:orient="landscape"/>
+      <w:pgMar w:top="720" w:right="288" w:bottom="720" w:left="288" w:header="720" w:footer="720" w:gutter="0"/>
       <w:pgNumType w:start="1"/>
       <w:cols w:space="720"/>
+      <w:docGrid w:linePitch="299"/>
     </w:sectPr>
   </w:body>
 </w:document>
@@ -1195,8 +2423,464 @@
       </w:rPr>
     </w:lvl>
   </w:abstractNum>
+  <w:abstractNum w:abstractNumId="1" w15:restartNumberingAfterBreak="0">
+    <w:nsid w:val="188978CC"/>
+    <w:multiLevelType w:val="multilevel"/>
+    <w:tmpl w:val="0720A13A"/>
+    <w:lvl w:ilvl="0">
+      <w:start w:val="1"/>
+      <w:numFmt w:val="bullet"/>
+      <w:lvlText w:val=""/>
+      <w:lvlJc w:val="left"/>
+      <w:pPr>
+        <w:tabs>
+          <w:tab w:val="num" w:pos="720"/>
+        </w:tabs>
+        <w:ind w:left="720" w:hanging="360"/>
+      </w:pPr>
+      <w:rPr>
+        <w:rFonts w:ascii="Symbol" w:hAnsi="Symbol" w:hint="default"/>
+        <w:sz w:val="20"/>
+      </w:rPr>
+    </w:lvl>
+    <w:lvl w:ilvl="1" w:tentative="1">
+      <w:start w:val="1"/>
+      <w:numFmt w:val="bullet"/>
+      <w:lvlText w:val="o"/>
+      <w:lvlJc w:val="left"/>
+      <w:pPr>
+        <w:tabs>
+          <w:tab w:val="num" w:pos="1440"/>
+        </w:tabs>
+        <w:ind w:left="1440" w:hanging="360"/>
+      </w:pPr>
+      <w:rPr>
+        <w:rFonts w:ascii="Courier New" w:hAnsi="Courier New" w:hint="default"/>
+        <w:sz w:val="20"/>
+      </w:rPr>
+    </w:lvl>
+    <w:lvl w:ilvl="2" w:tentative="1">
+      <w:start w:val="1"/>
+      <w:numFmt w:val="bullet"/>
+      <w:lvlText w:val=""/>
+      <w:lvlJc w:val="left"/>
+      <w:pPr>
+        <w:tabs>
+          <w:tab w:val="num" w:pos="2160"/>
+        </w:tabs>
+        <w:ind w:left="2160" w:hanging="360"/>
+      </w:pPr>
+      <w:rPr>
+        <w:rFonts w:ascii="Wingdings" w:hAnsi="Wingdings" w:hint="default"/>
+        <w:sz w:val="20"/>
+      </w:rPr>
+    </w:lvl>
+    <w:lvl w:ilvl="3" w:tentative="1">
+      <w:start w:val="1"/>
+      <w:numFmt w:val="bullet"/>
+      <w:lvlText w:val=""/>
+      <w:lvlJc w:val="left"/>
+      <w:pPr>
+        <w:tabs>
+          <w:tab w:val="num" w:pos="2880"/>
+        </w:tabs>
+        <w:ind w:left="2880" w:hanging="360"/>
+      </w:pPr>
+      <w:rPr>
+        <w:rFonts w:ascii="Wingdings" w:hAnsi="Wingdings" w:hint="default"/>
+        <w:sz w:val="20"/>
+      </w:rPr>
+    </w:lvl>
+    <w:lvl w:ilvl="4" w:tentative="1">
+      <w:start w:val="1"/>
+      <w:numFmt w:val="bullet"/>
+      <w:lvlText w:val=""/>
+      <w:lvlJc w:val="left"/>
+      <w:pPr>
+        <w:tabs>
+          <w:tab w:val="num" w:pos="3600"/>
+        </w:tabs>
+        <w:ind w:left="3600" w:hanging="360"/>
+      </w:pPr>
+      <w:rPr>
+        <w:rFonts w:ascii="Wingdings" w:hAnsi="Wingdings" w:hint="default"/>
+        <w:sz w:val="20"/>
+      </w:rPr>
+    </w:lvl>
+    <w:lvl w:ilvl="5" w:tentative="1">
+      <w:start w:val="1"/>
+      <w:numFmt w:val="bullet"/>
+      <w:lvlText w:val=""/>
+      <w:lvlJc w:val="left"/>
+      <w:pPr>
+        <w:tabs>
+          <w:tab w:val="num" w:pos="4320"/>
+        </w:tabs>
+        <w:ind w:left="4320" w:hanging="360"/>
+      </w:pPr>
+      <w:rPr>
+        <w:rFonts w:ascii="Wingdings" w:hAnsi="Wingdings" w:hint="default"/>
+        <w:sz w:val="20"/>
+      </w:rPr>
+    </w:lvl>
+    <w:lvl w:ilvl="6" w:tentative="1">
+      <w:start w:val="1"/>
+      <w:numFmt w:val="bullet"/>
+      <w:lvlText w:val=""/>
+      <w:lvlJc w:val="left"/>
+      <w:pPr>
+        <w:tabs>
+          <w:tab w:val="num" w:pos="5040"/>
+        </w:tabs>
+        <w:ind w:left="5040" w:hanging="360"/>
+      </w:pPr>
+      <w:rPr>
+        <w:rFonts w:ascii="Wingdings" w:hAnsi="Wingdings" w:hint="default"/>
+        <w:sz w:val="20"/>
+      </w:rPr>
+    </w:lvl>
+    <w:lvl w:ilvl="7" w:tentative="1">
+      <w:start w:val="1"/>
+      <w:numFmt w:val="bullet"/>
+      <w:lvlText w:val=""/>
+      <w:lvlJc w:val="left"/>
+      <w:pPr>
+        <w:tabs>
+          <w:tab w:val="num" w:pos="5760"/>
+        </w:tabs>
+        <w:ind w:left="5760" w:hanging="360"/>
+      </w:pPr>
+      <w:rPr>
+        <w:rFonts w:ascii="Wingdings" w:hAnsi="Wingdings" w:hint="default"/>
+        <w:sz w:val="20"/>
+      </w:rPr>
+    </w:lvl>
+    <w:lvl w:ilvl="8" w:tentative="1">
+      <w:start w:val="1"/>
+      <w:numFmt w:val="bullet"/>
+      <w:lvlText w:val=""/>
+      <w:lvlJc w:val="left"/>
+      <w:pPr>
+        <w:tabs>
+          <w:tab w:val="num" w:pos="6480"/>
+        </w:tabs>
+        <w:ind w:left="6480" w:hanging="360"/>
+      </w:pPr>
+      <w:rPr>
+        <w:rFonts w:ascii="Wingdings" w:hAnsi="Wingdings" w:hint="default"/>
+        <w:sz w:val="20"/>
+      </w:rPr>
+    </w:lvl>
+  </w:abstractNum>
+  <w:abstractNum w:abstractNumId="2" w15:restartNumberingAfterBreak="0">
+    <w:nsid w:val="3238514F"/>
+    <w:multiLevelType w:val="multilevel"/>
+    <w:tmpl w:val="351CCBF2"/>
+    <w:lvl w:ilvl="0">
+      <w:start w:val="1"/>
+      <w:numFmt w:val="bullet"/>
+      <w:lvlText w:val=""/>
+      <w:lvlJc w:val="left"/>
+      <w:pPr>
+        <w:tabs>
+          <w:tab w:val="num" w:pos="720"/>
+        </w:tabs>
+        <w:ind w:left="720" w:hanging="360"/>
+      </w:pPr>
+      <w:rPr>
+        <w:rFonts w:ascii="Symbol" w:hAnsi="Symbol" w:hint="default"/>
+        <w:sz w:val="20"/>
+      </w:rPr>
+    </w:lvl>
+    <w:lvl w:ilvl="1" w:tentative="1">
+      <w:start w:val="1"/>
+      <w:numFmt w:val="bullet"/>
+      <w:lvlText w:val="o"/>
+      <w:lvlJc w:val="left"/>
+      <w:pPr>
+        <w:tabs>
+          <w:tab w:val="num" w:pos="1440"/>
+        </w:tabs>
+        <w:ind w:left="1440" w:hanging="360"/>
+      </w:pPr>
+      <w:rPr>
+        <w:rFonts w:ascii="Courier New" w:hAnsi="Courier New" w:hint="default"/>
+        <w:sz w:val="20"/>
+      </w:rPr>
+    </w:lvl>
+    <w:lvl w:ilvl="2" w:tentative="1">
+      <w:start w:val="1"/>
+      <w:numFmt w:val="bullet"/>
+      <w:lvlText w:val=""/>
+      <w:lvlJc w:val="left"/>
+      <w:pPr>
+        <w:tabs>
+          <w:tab w:val="num" w:pos="2160"/>
+        </w:tabs>
+        <w:ind w:left="2160" w:hanging="360"/>
+      </w:pPr>
+      <w:rPr>
+        <w:rFonts w:ascii="Wingdings" w:hAnsi="Wingdings" w:hint="default"/>
+        <w:sz w:val="20"/>
+      </w:rPr>
+    </w:lvl>
+    <w:lvl w:ilvl="3" w:tentative="1">
+      <w:start w:val="1"/>
+      <w:numFmt w:val="bullet"/>
+      <w:lvlText w:val=""/>
+      <w:lvlJc w:val="left"/>
+      <w:pPr>
+        <w:tabs>
+          <w:tab w:val="num" w:pos="2880"/>
+        </w:tabs>
+        <w:ind w:left="2880" w:hanging="360"/>
+      </w:pPr>
+      <w:rPr>
+        <w:rFonts w:ascii="Wingdings" w:hAnsi="Wingdings" w:hint="default"/>
+        <w:sz w:val="20"/>
+      </w:rPr>
+    </w:lvl>
+    <w:lvl w:ilvl="4" w:tentative="1">
+      <w:start w:val="1"/>
+      <w:numFmt w:val="bullet"/>
+      <w:lvlText w:val=""/>
+      <w:lvlJc w:val="left"/>
+      <w:pPr>
+        <w:tabs>
+          <w:tab w:val="num" w:pos="3600"/>
+        </w:tabs>
+        <w:ind w:left="3600" w:hanging="360"/>
+      </w:pPr>
+      <w:rPr>
+        <w:rFonts w:ascii="Wingdings" w:hAnsi="Wingdings" w:hint="default"/>
+        <w:sz w:val="20"/>
+      </w:rPr>
+    </w:lvl>
+    <w:lvl w:ilvl="5" w:tentative="1">
+      <w:start w:val="1"/>
+      <w:numFmt w:val="bullet"/>
+      <w:lvlText w:val=""/>
+      <w:lvlJc w:val="left"/>
+      <w:pPr>
+        <w:tabs>
+          <w:tab w:val="num" w:pos="4320"/>
+        </w:tabs>
+        <w:ind w:left="4320" w:hanging="360"/>
+      </w:pPr>
+      <w:rPr>
+        <w:rFonts w:ascii="Wingdings" w:hAnsi="Wingdings" w:hint="default"/>
+        <w:sz w:val="20"/>
+      </w:rPr>
+    </w:lvl>
+    <w:lvl w:ilvl="6" w:tentative="1">
+      <w:start w:val="1"/>
+      <w:numFmt w:val="bullet"/>
+      <w:lvlText w:val=""/>
+      <w:lvlJc w:val="left"/>
+      <w:pPr>
+        <w:tabs>
+          <w:tab w:val="num" w:pos="5040"/>
+        </w:tabs>
+        <w:ind w:left="5040" w:hanging="360"/>
+      </w:pPr>
+      <w:rPr>
+        <w:rFonts w:ascii="Wingdings" w:hAnsi="Wingdings" w:hint="default"/>
+        <w:sz w:val="20"/>
+      </w:rPr>
+    </w:lvl>
+    <w:lvl w:ilvl="7" w:tentative="1">
+      <w:start w:val="1"/>
+      <w:numFmt w:val="bullet"/>
+      <w:lvlText w:val=""/>
+      <w:lvlJc w:val="left"/>
+      <w:pPr>
+        <w:tabs>
+          <w:tab w:val="num" w:pos="5760"/>
+        </w:tabs>
+        <w:ind w:left="5760" w:hanging="360"/>
+      </w:pPr>
+      <w:rPr>
+        <w:rFonts w:ascii="Wingdings" w:hAnsi="Wingdings" w:hint="default"/>
+        <w:sz w:val="20"/>
+      </w:rPr>
+    </w:lvl>
+    <w:lvl w:ilvl="8" w:tentative="1">
+      <w:start w:val="1"/>
+      <w:numFmt w:val="bullet"/>
+      <w:lvlText w:val=""/>
+      <w:lvlJc w:val="left"/>
+      <w:pPr>
+        <w:tabs>
+          <w:tab w:val="num" w:pos="6480"/>
+        </w:tabs>
+        <w:ind w:left="6480" w:hanging="360"/>
+      </w:pPr>
+      <w:rPr>
+        <w:rFonts w:ascii="Wingdings" w:hAnsi="Wingdings" w:hint="default"/>
+        <w:sz w:val="20"/>
+      </w:rPr>
+    </w:lvl>
+  </w:abstractNum>
+  <w:abstractNum w:abstractNumId="3" w15:restartNumberingAfterBreak="0">
+    <w:nsid w:val="6748046B"/>
+    <w:multiLevelType w:val="multilevel"/>
+    <w:tmpl w:val="465A438E"/>
+    <w:lvl w:ilvl="0">
+      <w:start w:val="1"/>
+      <w:numFmt w:val="bullet"/>
+      <w:lvlText w:val=""/>
+      <w:lvlJc w:val="left"/>
+      <w:pPr>
+        <w:tabs>
+          <w:tab w:val="num" w:pos="720"/>
+        </w:tabs>
+        <w:ind w:left="720" w:hanging="360"/>
+      </w:pPr>
+      <w:rPr>
+        <w:rFonts w:ascii="Symbol" w:hAnsi="Symbol" w:hint="default"/>
+        <w:sz w:val="20"/>
+      </w:rPr>
+    </w:lvl>
+    <w:lvl w:ilvl="1" w:tentative="1">
+      <w:start w:val="1"/>
+      <w:numFmt w:val="bullet"/>
+      <w:lvlText w:val="o"/>
+      <w:lvlJc w:val="left"/>
+      <w:pPr>
+        <w:tabs>
+          <w:tab w:val="num" w:pos="1440"/>
+        </w:tabs>
+        <w:ind w:left="1440" w:hanging="360"/>
+      </w:pPr>
+      <w:rPr>
+        <w:rFonts w:ascii="Courier New" w:hAnsi="Courier New" w:hint="default"/>
+        <w:sz w:val="20"/>
+      </w:rPr>
+    </w:lvl>
+    <w:lvl w:ilvl="2" w:tentative="1">
+      <w:start w:val="1"/>
+      <w:numFmt w:val="bullet"/>
+      <w:lvlText w:val=""/>
+      <w:lvlJc w:val="left"/>
+      <w:pPr>
+        <w:tabs>
+          <w:tab w:val="num" w:pos="2160"/>
+        </w:tabs>
+        <w:ind w:left="2160" w:hanging="360"/>
+      </w:pPr>
+      <w:rPr>
+        <w:rFonts w:ascii="Wingdings" w:hAnsi="Wingdings" w:hint="default"/>
+        <w:sz w:val="20"/>
+      </w:rPr>
+    </w:lvl>
+    <w:lvl w:ilvl="3" w:tentative="1">
+      <w:start w:val="1"/>
+      <w:numFmt w:val="bullet"/>
+      <w:lvlText w:val=""/>
+      <w:lvlJc w:val="left"/>
+      <w:pPr>
+        <w:tabs>
+          <w:tab w:val="num" w:pos="2880"/>
+        </w:tabs>
+        <w:ind w:left="2880" w:hanging="360"/>
+      </w:pPr>
+      <w:rPr>
+        <w:rFonts w:ascii="Wingdings" w:hAnsi="Wingdings" w:hint="default"/>
+        <w:sz w:val="20"/>
+      </w:rPr>
+    </w:lvl>
+    <w:lvl w:ilvl="4" w:tentative="1">
+      <w:start w:val="1"/>
+      <w:numFmt w:val="bullet"/>
+      <w:lvlText w:val=""/>
+      <w:lvlJc w:val="left"/>
+      <w:pPr>
+        <w:tabs>
+          <w:tab w:val="num" w:pos="3600"/>
+        </w:tabs>
+        <w:ind w:left="3600" w:hanging="360"/>
+      </w:pPr>
+      <w:rPr>
+        <w:rFonts w:ascii="Wingdings" w:hAnsi="Wingdings" w:hint="default"/>
+        <w:sz w:val="20"/>
+      </w:rPr>
+    </w:lvl>
+    <w:lvl w:ilvl="5" w:tentative="1">
+      <w:start w:val="1"/>
+      <w:numFmt w:val="bullet"/>
+      <w:lvlText w:val=""/>
+      <w:lvlJc w:val="left"/>
+      <w:pPr>
+        <w:tabs>
+          <w:tab w:val="num" w:pos="4320"/>
+        </w:tabs>
+        <w:ind w:left="4320" w:hanging="360"/>
+      </w:pPr>
+      <w:rPr>
+        <w:rFonts w:ascii="Wingdings" w:hAnsi="Wingdings" w:hint="default"/>
+        <w:sz w:val="20"/>
+      </w:rPr>
+    </w:lvl>
+    <w:lvl w:ilvl="6" w:tentative="1">
+      <w:start w:val="1"/>
+      <w:numFmt w:val="bullet"/>
+      <w:lvlText w:val=""/>
+      <w:lvlJc w:val="left"/>
+      <w:pPr>
+        <w:tabs>
+          <w:tab w:val="num" w:pos="5040"/>
+        </w:tabs>
+        <w:ind w:left="5040" w:hanging="360"/>
+      </w:pPr>
+      <w:rPr>
+        <w:rFonts w:ascii="Wingdings" w:hAnsi="Wingdings" w:hint="default"/>
+        <w:sz w:val="20"/>
+      </w:rPr>
+    </w:lvl>
+    <w:lvl w:ilvl="7" w:tentative="1">
+      <w:start w:val="1"/>
+      <w:numFmt w:val="bullet"/>
+      <w:lvlText w:val=""/>
+      <w:lvlJc w:val="left"/>
+      <w:pPr>
+        <w:tabs>
+          <w:tab w:val="num" w:pos="5760"/>
+        </w:tabs>
+        <w:ind w:left="5760" w:hanging="360"/>
+      </w:pPr>
+      <w:rPr>
+        <w:rFonts w:ascii="Wingdings" w:hAnsi="Wingdings" w:hint="default"/>
+        <w:sz w:val="20"/>
+      </w:rPr>
+    </w:lvl>
+    <w:lvl w:ilvl="8" w:tentative="1">
+      <w:start w:val="1"/>
+      <w:numFmt w:val="bullet"/>
+      <w:lvlText w:val=""/>
+      <w:lvlJc w:val="left"/>
+      <w:pPr>
+        <w:tabs>
+          <w:tab w:val="num" w:pos="6480"/>
+        </w:tabs>
+        <w:ind w:left="6480" w:hanging="360"/>
+      </w:pPr>
+      <w:rPr>
+        <w:rFonts w:ascii="Wingdings" w:hAnsi="Wingdings" w:hint="default"/>
+        <w:sz w:val="20"/>
+      </w:rPr>
+    </w:lvl>
+  </w:abstractNum>
   <w:num w:numId="1" w16cid:durableId="908462635">
     <w:abstractNumId w:val="0"/>
+  </w:num>
+  <w:num w:numId="2" w16cid:durableId="1323924107">
+    <w:abstractNumId w:val="1"/>
+  </w:num>
+  <w:num w:numId="3" w16cid:durableId="192310321">
+    <w:abstractNumId w:val="3"/>
+  </w:num>
+  <w:num w:numId="4" w16cid:durableId="1263104640">
+    <w:abstractNumId w:val="2"/>
   </w:num>
 </w:numbering>
 </file>
@@ -1717,7 +3401,6 @@
   <w:style w:type="character" w:default="1" w:styleId="DefaultParagraphFont">
     <w:name w:val="Default Paragraph Font"/>
     <w:uiPriority w:val="1"/>
-    <w:semiHidden/>
     <w:unhideWhenUsed/>
   </w:style>
   <w:style w:type="table" w:default="1" w:styleId="TableNormal">
